--- a/evidence/2026-10-25/docs/01_HCC_Standard_Guidance_Aligned_Protocol_v12.docx
+++ b/evidence/2026-10-25/docs/01_HCC_Standard_Guidance_Aligned_Protocol_v12.docx
@@ -9,7 +9,7 @@
         <w:widowControl/>
       </w:pPr>
       <w:r>
-        <w:t xml:space="preserve">UTHealth Houston / Memorial Hermann — HCC Standard / Guidance-Aligned Transplant Protocol V12</w:t>
+        <w:t xml:space="preserve">UTHealth Houston / Memorial Hermann — HCC Standard / Guidance-Aligned Transplant Protocol</w:t>
       </w:r>
     </w:p>
     <w:p>
@@ -873,1428 +873,14 @@
     <w:p>
       <w:pPr>
         <w:pStyle w:val="Heading3"/>
+        <w:widowControl/>
         <w:keepNext/>
-        <w:widowControl/>
-      </w:pPr>
-      <w:r>
-        <w:t xml:space="preserve">3.3 Liver Function Assessment</w:t>
-      </w:r>
-    </w:p>
-    <w:p>
-      <w:pPr>
-        <w:pStyle w:val="Normal"/>
-        <w:widowControl/>
-        <w:numPr>
-          <w:ilvl w:val="0"/>
-          <w:numId w:val="3"/>
-        </w:numPr>
-      </w:pPr>
-      <w:r>
-        <w:t xml:space="preserve">Child-Turcotte-Pugh (CTP) classification and current calculated MELD score</w:t>
-      </w:r>
-    </w:p>
-    <w:p>
-      <w:pPr>
-        <w:pStyle w:val="Normal"/>
-        <w:widowControl/>
-        <w:numPr>
-          <w:ilvl w:val="0"/>
-          <w:numId w:val="3"/>
-        </w:numPr>
-      </w:pPr>
-      <w:r>
-        <w:t xml:space="preserve">Assessment for portal hypertension (varices, splenomegaly, thrombocytopenia)</w:t>
-      </w:r>
-    </w:p>
-    <w:p>
-      <w:pPr>
-        <w:pStyle w:val="Normal"/>
-        <w:widowControl/>
-        <w:numPr>
-          <w:ilvl w:val="0"/>
-          <w:numId w:val="3"/>
-        </w:numPr>
-      </w:pPr>
-      <w:r>
-        <w:t xml:space="preserve">Patients with CTP Class A who are both resectable and transplantable should be discussed at MDT for individualized decision-making regarding resection vs. transplant.</w:t>
-      </w:r>
-      <w:r>
-        <w:t xml:space="preserve"> </w:t>
-      </w:r>
-      <w:r>
-        <w:t xml:space="preserve"> </w:t>
-      </w:r>
-      <w:r>
-        <w:t xml:space="preserve"> </w:t>
-      </w:r>
-      <w:r>
-        <w:t xml:space="preserve"> </w:t>
-      </w:r>
-      <w:r>
-        <w:fldChar w:fldCharType="begin"/>
-      </w:r>
-      <w:r>
-        <w:instrText xml:space="preserve"> ADDIN EN.CITE </w:instrText>
-      </w:r>
-      <w:r>
-        <w:fldChar w:fldCharType="begin">
-          <w:fldData>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</w:fldData>
-        </w:fldChar>
-      </w:r>
-      <w:r>
-        <w:instrText xml:space="preserve"> ADDIN EN.CITE.DATA </w:instrText>
-      </w:r>
-      <w:r>
-        <w:fldChar w:fldCharType="end"/>
-      </w:r>
-      <w:r>
-        <w:fldChar w:fldCharType="separate"/>
-      </w:r>
-      <w:r>
-        <w:t xml:space="preserve">[V12-3]</w:t>
-      </w:r>
-      <w:r>
-        <w:fldChar w:fldCharType="end"/>
-      </w:r>
-    </w:p>
-    <w:p>
-      <w:pPr>
-        <w:pStyle w:val="Heading3"/>
-        <w:keepNext/>
-        <w:widowControl/>
-      </w:pPr>
-      <w:r>
-        <w:t xml:space="preserve">3.4a Contraindications to the standardized HCC MELD exception (Policy 9.5.I / NLRB guidance)</w:t>
-      </w:r>
-    </w:p>
-    <w:p>
-      <w:pPr>
-        <w:pStyle w:val="Normal"/>
-        <w:widowControl/>
-        <w:numPr>
-          <w:ilvl w:val="0"/>
-          <w:numId w:val="3"/>
-        </w:numPr>
-      </w:pPr>
-      <w:r>
-        <w:t xml:space="preserve">HCC exception-specific contraindications in the December 2025 guidance include T1 HCC, ruptured HCC, extrahepatic metastatic disease, and macrovascular invasion of the main portal vein or hepatic vein.</w:t>
-      </w:r>
-    </w:p>
-    <w:p>
-      <w:pPr>
-        <w:pStyle w:val="Normal"/>
-        <w:widowControl/>
-        <w:numPr>
-          <w:ilvl w:val="0"/>
-          <w:numId w:val="3"/>
-        </w:numPr>
-      </w:pPr>
-      <w:r>
-        <w:t xml:space="preserve">Primary portal-vein branch invasion or ruptured HCC may be considered only through a non-standard request after treatment and at least 12 months of documented stability; neither is automatically eligible.</w:t>
-      </w:r>
-    </w:p>
-    <w:p>
-      <w:pPr>
-        <w:pStyle w:val="Normal"/>
-        <w:widowControl/>
-      </w:pPr>
-      <w:r>
-        <w:t xml:space="preserve">These are exception-ineligibility criteria. They do not by themselves determine transplant candidacy: a candidate with T1 HCC is not exception-eligible but may be an appropriate transplant candidate at calculated MELD.</w:t>
-      </w:r>
-    </w:p>
-    <w:p>
-      <w:pPr>
-        <w:pStyle w:val="Heading3"/>
-        <w:keepNext/>
-        <w:widowControl/>
-      </w:pPr>
-      <w:r>
-        <w:t xml:space="preserve">3.4b Contraindications to liver transplantation (center criteria)</w:t>
-      </w:r>
-    </w:p>
-    <w:p>
-      <w:pPr>
-        <w:pStyle w:val="Normal"/>
-        <w:widowControl/>
-        <w:numPr>
-          <w:ilvl w:val="0"/>
-          <w:numId w:val="3"/>
-        </w:numPr>
-      </w:pPr>
-      <w:r>
-        <w:t xml:space="preserve">Extrahepatic metastatic disease</w:t>
-      </w:r>
-    </w:p>
-    <w:p>
-      <w:pPr>
-        <w:pStyle w:val="Normal"/>
-        <w:widowControl/>
-        <w:numPr>
-          <w:ilvl w:val="0"/>
-          <w:numId w:val="3"/>
-        </w:numPr>
-      </w:pPr>
-      <w:r>
-        <w:t xml:space="preserve">Active tumor macrovascular invasion at any level, including portal branches, excludes the standard route. Distinguish bland thrombus and separately review treated historical vascular invasion through the high-risk/nonstandard pathway.</w:t>
-      </w:r>
-      <w:r>
-        <w:t xml:space="preserve"> </w:t>
-      </w:r>
-      <w:r>
-        <w:t xml:space="preserve"> </w:t>
-      </w:r>
-      <w:r>
-        <w:t xml:space="preserve"> </w:t>
-      </w:r>
-      <w:r>
-        <w:t xml:space="preserve"> </w:t>
-      </w:r>
-      <w:r>
-        <w:fldChar w:fldCharType="begin"/>
-      </w:r>
-      <w:r>
-        <w:instrText xml:space="preserve"> ADDIN EN.CITE </w:instrText>
-      </w:r>
-      <w:r>
-        <w:fldChar w:fldCharType="begin">
-          <w:fldData>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</w:fldData>
-        </w:fldChar>
-      </w:r>
-      <w:r>
-        <w:instrText xml:space="preserve"> ADDIN EN.CITE.DATA </w:instrText>
-      </w:r>
-      <w:r>
-        <w:fldChar w:fldCharType="end"/>
-      </w:r>
-      <w:r>
-        <w:fldChar w:fldCharType="separate"/>
-      </w:r>
-      <w:r>
-        <w:t xml:space="preserve">[V12-1]</w:t>
-      </w:r>
-      <w:r>
-        <w:fldChar w:fldCharType="end"/>
-      </w:r>
-      <w:r>
-        <w:t xml:space="preserve"> </w:t>
-      </w:r>
-      <w:r>
-        <w:t xml:space="preserve"> </w:t>
-      </w:r>
-      <w:r>
-        <w:t xml:space="preserve"> </w:t>
-      </w:r>
-      <w:r>
-        <w:t xml:space="preserve"> </w:t>
-      </w:r>
-      <w:r>
-        <w:fldChar w:fldCharType="begin"/>
-      </w:r>
-      <w:r>
-        <w:instrText xml:space="preserve"> ADDIN EN.CITE </w:instrText>
-      </w:r>
-      <w:r>
-        <w:fldChar w:fldCharType="begin">
-          <w:fldData>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</w:fldData>
-        </w:fldChar>
-      </w:r>
-      <w:r>
-        <w:instrText xml:space="preserve"> ADDIN EN.CITE.DATA </w:instrText>
-      </w:r>
-      <w:r>
-        <w:fldChar w:fldCharType="end"/>
-      </w:r>
-      <w:r>
-        <w:fldChar w:fldCharType="separate"/>
-      </w:r>
-      <w:r>
-        <w:t xml:space="preserve">[V12-2]</w:t>
-      </w:r>
-      <w:r>
-        <w:fldChar w:fldCharType="end"/>
-      </w:r>
-    </w:p>
-    <w:p>
-      <w:pPr>
-        <w:pStyle w:val="Normal"/>
-        <w:widowControl/>
-        <w:numPr>
-          <w:ilvl w:val="0"/>
-          <w:numId w:val="3"/>
-        </w:numPr>
-      </w:pPr>
-      <w:r>
-        <w:t xml:space="preserve">Evidence boundary — Sposito 2026 Y90/PVTT cohort: 37 of 240 treated patients reached LT; five-year recipient OS was 61.6%, with four perioperative deaths and six recurrences among 37 recipients. The reported 79.3% RFS censors deaths without recurrence and is not survival alive and recurrence-free. This selected, heterogeneous retrospective experience does not enlarge standard HCC eligibility. Historical treated branch PVTT requires the separate OPEN HCC-B2 high-risk/nonstandard review; main-trunk and hepatic-vein involvement were excluded from this study.</w:t>
-      </w:r>
-      <w:r>
-        <w:t xml:space="preserve"> </w:t>
-      </w:r>
-      <w:r>
-        <w:t xml:space="preserve"> </w:t>
-      </w:r>
-      <w:r>
-        <w:t xml:space="preserve"> </w:t>
-      </w:r>
-      <w:r>
-        <w:t xml:space="preserve"> </w:t>
-      </w:r>
-      <w:r>
-        <w:fldChar w:fldCharType="begin"/>
-      </w:r>
-      <w:r>
-        <w:instrText xml:space="preserve"> ADDIN EN.CITE </w:instrText>
-      </w:r>
-      <w:r>
-        <w:fldChar w:fldCharType="begin">
-          <w:fldData>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</w:fldData>
-        </w:fldChar>
-      </w:r>
-      <w:r>
-        <w:instrText xml:space="preserve"> ADDIN EN.CITE.DATA </w:instrText>
-      </w:r>
-      <w:r>
-        <w:fldChar w:fldCharType="end"/>
-      </w:r>
-      <w:r>
-        <w:fldChar w:fldCharType="separate"/>
-      </w:r>
-      <w:r>
-        <w:t xml:space="preserve">[V12-6]</w:t>
-      </w:r>
-      <w:r>
-        <w:fldChar w:fldCharType="end"/>
-      </w:r>
-      <w:r>
-        <w:t xml:space="preserve"> </w:t>
-      </w:r>
-      <w:r>
-        <w:t xml:space="preserve"> </w:t>
-      </w:r>
-      <w:r>
-        <w:t xml:space="preserve"> </w:t>
-      </w:r>
-      <w:r>
-        <w:t xml:space="preserve"> </w:t>
-      </w:r>
-      <w:r>
-        <w:fldChar w:fldCharType="begin"/>
-      </w:r>
-      <w:r>
-        <w:instrText xml:space="preserve"> ADDIN EN.CITE </w:instrText>
-      </w:r>
-      <w:r>
-        <w:fldChar w:fldCharType="begin">
-          <w:fldData>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</w:fldData>
-        </w:fldChar>
-      </w:r>
-      <w:r>
-        <w:instrText xml:space="preserve"> ADDIN EN.CITE.DATA </w:instrText>
-      </w:r>
-      <w:r>
-        <w:fldChar w:fldCharType="end"/>
-      </w:r>
-      <w:r>
-        <w:fldChar w:fldCharType="separate"/>
-      </w:r>
-      <w:r>
-        <w:t xml:space="preserve">[V12-1]</w:t>
-      </w:r>
-      <w:r>
-        <w:fldChar w:fldCharType="end"/>
-      </w:r>
-      <w:r>
-        <w:t xml:space="preserve"> </w:t>
-      </w:r>
-      <w:r>
-        <w:t xml:space="preserve"> </w:t>
-      </w:r>
-      <w:r>
-        <w:t xml:space="preserve"> </w:t>
-      </w:r>
-      <w:r>
-        <w:t xml:space="preserve"> </w:t>
-      </w:r>
-      <w:r>
-        <w:fldChar w:fldCharType="begin"/>
-      </w:r>
-      <w:r>
-        <w:instrText xml:space="preserve"> ADDIN EN.CITE </w:instrText>
-      </w:r>
-      <w:r>
-        <w:fldChar w:fldCharType="begin">
-          <w:fldData>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</w:fldData>
-        </w:fldChar>
-      </w:r>
-      <w:r>
-        <w:instrText xml:space="preserve"> ADDIN EN.CITE.DATA </w:instrText>
-      </w:r>
-      <w:r>
-        <w:fldChar w:fldCharType="end"/>
-      </w:r>
-      <w:r>
-        <w:fldChar w:fldCharType="separate"/>
-      </w:r>
-      <w:r>
-        <w:t xml:space="preserve">[V12-2]</w:t>
-      </w:r>
-      <w:r>
-        <w:fldChar w:fldCharType="end"/>
-      </w:r>
-    </w:p>
-    <w:p>
-      <w:pPr>
-        <w:pStyle w:val="Normal"/>
-        <w:widowControl/>
-        <w:numPr>
-          <w:ilvl w:val="0"/>
-          <w:numId w:val="3"/>
-        </w:numPr>
-      </w:pPr>
-      <w:r>
-        <w:t xml:space="preserve">Infiltrative tumor growth pattern</w:t>
-      </w:r>
-    </w:p>
-    <w:p>
-      <w:pPr>
-        <w:pStyle w:val="Normal"/>
-        <w:widowControl/>
-        <w:numPr>
-          <w:ilvl w:val="0"/>
-          <w:numId w:val="3"/>
-        </w:numPr>
-      </w:pPr>
-      <w:r>
-        <w:t xml:space="preserve">Active uncontrolled infection or sepsis</w:t>
-      </w:r>
-    </w:p>
-    <w:p>
-      <w:pPr>
-        <w:pStyle w:val="Normal"/>
-        <w:widowControl/>
-        <w:numPr>
-          <w:ilvl w:val="0"/>
-          <w:numId w:val="3"/>
-        </w:numPr>
-      </w:pPr>
-      <w:r>
-        <w:t xml:space="preserve">Severe cardiopulmonary disease precluding major surgery</w:t>
-      </w:r>
-    </w:p>
-    <w:p>
-      <w:pPr>
-        <w:pStyle w:val="Normal"/>
-        <w:widowControl/>
-        <w:numPr>
-          <w:ilvl w:val="0"/>
-          <w:numId w:val="3"/>
-        </w:numPr>
-      </w:pPr>
-      <w:r>
-        <w:t xml:space="preserve">Active substance abuse (per institutional policy)</w:t>
-      </w:r>
-    </w:p>
-    <w:p>
-      <w:pPr>
-        <w:pStyle w:val="Heading2"/>
-        <w:keepNext/>
-        <w:widowControl/>
-      </w:pPr>
-      <w:r>
-        <w:t xml:space="preserve">4. Pre-Transplant Workup</w:t>
-      </w:r>
-    </w:p>
-    <w:p>
-      <w:pPr>
-        <w:pStyle w:val="Heading3"/>
-        <w:keepNext/>
-        <w:widowControl/>
-      </w:pPr>
-      <w:r>
-        <w:t xml:space="preserve">4.1 Imaging</w:t>
-      </w:r>
-    </w:p>
-    <w:p>
-      <w:pPr>
-        <w:pStyle w:val="Normal"/>
-        <w:widowControl/>
-        <w:numPr>
-          <w:ilvl w:val="0"/>
-          <w:numId w:val="3"/>
-        </w:numPr>
-      </w:pPr>
-      <w:r>
-        <w:t xml:space="preserve">Multiphasic contrast-enhanced abdominal MRI (preferred) or multiphase CT with interpretation at the transplant center</w:t>
-      </w:r>
-      <w:r>
-        <w:t xml:space="preserve"> </w:t>
-      </w:r>
-      <w:r>
-        <w:t xml:space="preserve"> </w:t>
-      </w:r>
-      <w:r>
-        <w:t xml:space="preserve"> </w:t>
-      </w:r>
-      <w:r>
-        <w:t xml:space="preserve"> </w:t>
-      </w:r>
-      <w:r>
-        <w:fldChar w:fldCharType="begin"/>
-      </w:r>
-      <w:r>
-        <w:instrText xml:space="preserve"> ADDIN EN.CITE </w:instrText>
-      </w:r>
-      <w:r>
-        <w:fldChar w:fldCharType="begin">
-          <w:fldData>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</w:fldData>
-        </w:fldChar>
-      </w:r>
-      <w:r>
-        <w:instrText xml:space="preserve"> ADDIN EN.CITE.DATA </w:instrText>
-      </w:r>
-      <w:r>
-        <w:fldChar w:fldCharType="end"/>
-      </w:r>
-      <w:r>
-        <w:fldChar w:fldCharType="separate"/>
-      </w:r>
-      <w:r>
-        <w:t xml:space="preserve">[V12-3]</w:t>
-      </w:r>
-      <w:r>
-        <w:fldChar w:fldCharType="end"/>
-      </w:r>
-      <w:r>
-        <w:t xml:space="preserve"> </w:t>
-      </w:r>
-      <w:r>
-        <w:t xml:space="preserve"> </w:t>
-      </w:r>
-      <w:r>
-        <w:t xml:space="preserve"> </w:t>
-      </w:r>
-      <w:r>
-        <w:t xml:space="preserve"> </w:t>
-      </w:r>
-      <w:r>
-        <w:fldChar w:fldCharType="begin"/>
-      </w:r>
-      <w:r>
-        <w:instrText xml:space="preserve"> ADDIN EN.CITE </w:instrText>
-      </w:r>
-      <w:r>
-        <w:fldChar w:fldCharType="begin">
-          <w:fldData>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</w:fldData>
-        </w:fldChar>
-      </w:r>
-      <w:r>
-        <w:instrText xml:space="preserve"> ADDIN EN.CITE.DATA </w:instrText>
-      </w:r>
-      <w:r>
-        <w:fldChar w:fldCharType="end"/>
-      </w:r>
-      <w:r>
-        <w:fldChar w:fldCharType="separate"/>
-      </w:r>
-      <w:r>
-        <w:t xml:space="preserve">[V12-4]</w:t>
-      </w:r>
-      <w:r>
-        <w:fldChar w:fldCharType="end"/>
-      </w:r>
-    </w:p>
-    <w:p>
-      <w:pPr>
-        <w:pStyle w:val="Normal"/>
-        <w:widowControl/>
-        <w:numPr>
-          <w:ilvl w:val="0"/>
-          <w:numId w:val="3"/>
-        </w:numPr>
-      </w:pPr>
-      <w:r>
-        <w:t xml:space="preserve">CEUS may establish Class 5 under current Policy 9.5.I.vi. Required staging remains contrast-enhanced multiphasic CT/MRI; use CT/MRI for post-downstaging tumor-burden assessment. Record modality, lesion-specific diagnostic features and expert radiologist interpretation.</w:t>
-      </w:r>
-      <w:r>
-        <w:t xml:space="preserve"> </w:t>
-      </w:r>
-      <w:r>
-        <w:t xml:space="preserve"> </w:t>
-      </w:r>
-      <w:r>
-        <w:t xml:space="preserve"> </w:t>
-      </w:r>
-      <w:r>
-        <w:t xml:space="preserve"> </w:t>
-      </w:r>
-      <w:r>
-        <w:fldChar w:fldCharType="begin"/>
-      </w:r>
-      <w:r>
-        <w:instrText xml:space="preserve"> ADDIN EN.CITE </w:instrText>
-      </w:r>
-      <w:r>
-        <w:fldChar w:fldCharType="begin">
-          <w:fldData>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</w:fldData>
-        </w:fldChar>
-      </w:r>
-      <w:r>
-        <w:instrText xml:space="preserve"> ADDIN EN.CITE.DATA </w:instrText>
-      </w:r>
-      <w:r>
-        <w:fldChar w:fldCharType="end"/>
-      </w:r>
-      <w:r>
-        <w:fldChar w:fldCharType="separate"/>
-      </w:r>
-      <w:r>
-        <w:t xml:space="preserve">[V12-1]</w:t>
-      </w:r>
-      <w:r>
-        <w:fldChar w:fldCharType="end"/>
-      </w:r>
-      <w:r>
-        <w:t xml:space="preserve"> </w:t>
-      </w:r>
-      <w:r>
-        <w:t xml:space="preserve"> </w:t>
-      </w:r>
-      <w:r>
-        <w:t xml:space="preserve"> </w:t>
-      </w:r>
-      <w:r>
-        <w:t xml:space="preserve"> </w:t>
-      </w:r>
-      <w:r>
-        <w:fldChar w:fldCharType="begin"/>
-      </w:r>
-      <w:r>
-        <w:instrText xml:space="preserve"> ADDIN EN.CITE </w:instrText>
-      </w:r>
-      <w:r>
-        <w:fldChar w:fldCharType="begin">
-          <w:fldData>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</w:fldData>
-        </w:fldChar>
-      </w:r>
-      <w:r>
-        <w:instrText xml:space="preserve"> ADDIN EN.CITE.DATA </w:instrText>
-      </w:r>
-      <w:r>
-        <w:fldChar w:fldCharType="end"/>
-      </w:r>
-      <w:r>
-        <w:fldChar w:fldCharType="separate"/>
-      </w:r>
-      <w:r>
-        <w:t xml:space="preserve">[V12-2]</w:t>
-      </w:r>
-      <w:r>
-        <w:fldChar w:fldCharType="end"/>
-      </w:r>
-    </w:p>
-    <w:p>
-      <w:pPr>
-        <w:pStyle w:val="Normal"/>
-        <w:widowControl/>
-        <w:numPr>
-          <w:ilvl w:val="0"/>
-          <w:numId w:val="3"/>
-        </w:numPr>
-      </w:pPr>
-      <w:r>
-        <w:t xml:space="preserve">CT chest for thoracic staging</w:t>
-      </w:r>
-      <w:r>
-        <w:t xml:space="preserve"> </w:t>
-      </w:r>
-      <w:r>
-        <w:t xml:space="preserve"> </w:t>
-      </w:r>
-      <w:r>
-        <w:t xml:space="preserve"> </w:t>
-      </w:r>
-      <w:r>
-        <w:t xml:space="preserve"> </w:t>
-      </w:r>
-      <w:r>
-        <w:fldChar w:fldCharType="begin"/>
-      </w:r>
-      <w:r>
-        <w:instrText xml:space="preserve"> ADDIN EN.CITE </w:instrText>
-      </w:r>
-      <w:r>
-        <w:fldChar w:fldCharType="begin">
-          <w:fldData>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</w:fldData>
-        </w:fldChar>
-      </w:r>
-      <w:r>
-        <w:instrText xml:space="preserve"> ADDIN EN.CITE.DATA </w:instrText>
-      </w:r>
-      <w:r>
-        <w:fldChar w:fldCharType="end"/>
-      </w:r>
-      <w:r>
-        <w:fldChar w:fldCharType="separate"/>
-      </w:r>
-      <w:r>
-        <w:t xml:space="preserve">[V12-3]</w:t>
-      </w:r>
-      <w:r>
-        <w:fldChar w:fldCharType="end"/>
-      </w:r>
-      <w:r>
-        <w:t xml:space="preserve"> </w:t>
-      </w:r>
-      <w:r>
-        <w:t xml:space="preserve"> </w:t>
-      </w:r>
-      <w:r>
-        <w:t xml:space="preserve"> </w:t>
-      </w:r>
-      <w:r>
-        <w:t xml:space="preserve"> </w:t>
-      </w:r>
-      <w:r>
-        <w:fldChar w:fldCharType="begin"/>
-      </w:r>
-      <w:r>
-        <w:instrText xml:space="preserve"> ADDIN EN.CITE </w:instrText>
-      </w:r>
-      <w:r>
-        <w:fldChar w:fldCharType="begin">
-          <w:fldData>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</w:fldData>
-        </w:fldChar>
-      </w:r>
-      <w:r>
-        <w:instrText xml:space="preserve"> ADDIN EN.CITE.DATA </w:instrText>
-      </w:r>
-      <w:r>
-        <w:fldChar w:fldCharType="end"/>
-      </w:r>
-      <w:r>
-        <w:fldChar w:fldCharType="separate"/>
-      </w:r>
-      <w:r>
-        <w:t xml:space="preserve">[V12-4]</w:t>
-      </w:r>
-      <w:r>
-        <w:fldChar w:fldCharType="end"/>
-      </w:r>
-    </w:p>
-    <w:p>
-      <w:pPr>
-        <w:pStyle w:val="Normal"/>
-        <w:widowControl/>
-        <w:numPr>
-          <w:ilvl w:val="0"/>
-          <w:numId w:val="3"/>
-        </w:numPr>
-      </w:pPr>
-      <w:r>
-        <w:t xml:space="preserve">Bone scan if clinically indicated</w:t>
-      </w:r>
-      <w:r>
-        <w:t xml:space="preserve"> </w:t>
-      </w:r>
-      <w:r>
-        <w:t xml:space="preserve"> </w:t>
-      </w:r>
-      <w:r>
-        <w:t xml:space="preserve"> </w:t>
-      </w:r>
-      <w:r>
-        <w:t xml:space="preserve"> </w:t>
-      </w:r>
-      <w:r>
-        <w:fldChar w:fldCharType="begin"/>
-      </w:r>
-      <w:r>
-        <w:instrText xml:space="preserve"> ADDIN EN.CITE </w:instrText>
-      </w:r>
-      <w:r>
-        <w:fldChar w:fldCharType="begin">
-          <w:fldData>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</w:fldData>
-        </w:fldChar>
-      </w:r>
-      <w:r>
-        <w:instrText xml:space="preserve"> ADDIN EN.CITE.DATA </w:instrText>
-      </w:r>
-      <w:r>
-        <w:fldChar w:fldCharType="end"/>
-      </w:r>
-      <w:r>
-        <w:fldChar w:fldCharType="separate"/>
-      </w:r>
-      <w:r>
-        <w:t xml:space="preserve">[V12-3]</w:t>
-      </w:r>
-      <w:r>
-        <w:fldChar w:fldCharType="end"/>
-      </w:r>
-    </w:p>
-    <w:p>
-      <w:pPr>
-        <w:pStyle w:val="Normal"/>
-        <w:widowControl/>
-        <w:numPr>
-          <w:ilvl w:val="0"/>
-          <w:numId w:val="3"/>
-        </w:numPr>
-      </w:pPr>
-      <w:r>
-        <w:t xml:space="preserve">Imaging should conform to LI-RADS criteria</w:t>
-      </w:r>
-    </w:p>
-    <w:p>
-      <w:pPr>
-        <w:pStyle w:val="Heading3"/>
-        <w:keepNext/>
-        <w:widowControl/>
-      </w:pPr>
-      <w:r>
-        <w:t xml:space="preserve">4.2 Laboratory Studies</w:t>
-      </w:r>
-    </w:p>
-    <w:p>
-      <w:pPr>
-        <w:pStyle w:val="Normal"/>
-        <w:widowControl/>
-        <w:numPr>
-          <w:ilvl w:val="0"/>
-          <w:numId w:val="3"/>
-        </w:numPr>
-      </w:pPr>
-      <w:r>
-        <w:t xml:space="preserve">AFP (baseline and serial)</w:t>
-      </w:r>
-      <w:r>
-        <w:t xml:space="preserve"> </w:t>
-      </w:r>
-      <w:r>
-        <w:t xml:space="preserve"> </w:t>
-      </w:r>
-      <w:r>
-        <w:t xml:space="preserve"> </w:t>
-      </w:r>
-      <w:r>
-        <w:t xml:space="preserve"> </w:t>
-      </w:r>
-      <w:r>
-        <w:fldChar w:fldCharType="begin"/>
-      </w:r>
-      <w:r>
-        <w:instrText xml:space="preserve"> ADDIN EN.CITE </w:instrText>
-      </w:r>
-      <w:r>
-        <w:fldChar w:fldCharType="begin">
-          <w:fldData>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</w:fldData>
-        </w:fldChar>
-      </w:r>
-      <w:r>
-        <w:instrText xml:space="preserve"> ADDIN EN.CITE.DATA </w:instrText>
-      </w:r>
-      <w:r>
-        <w:fldChar w:fldCharType="end"/>
-      </w:r>
-      <w:r>
-        <w:fldChar w:fldCharType="separate"/>
-      </w:r>
-      <w:r>
-        <w:t xml:space="preserve">[V12-3]</w:t>
-      </w:r>
-      <w:r>
-        <w:fldChar w:fldCharType="end"/>
-      </w:r>
-    </w:p>
-    <w:p>
-      <w:pPr>
-        <w:pStyle w:val="Normal"/>
-        <w:widowControl/>
-        <w:numPr>
-          <w:ilvl w:val="0"/>
-          <w:numId w:val="3"/>
-        </w:numPr>
-      </w:pPr>
-      <w:r>
-        <w:t xml:space="preserve">Complete hepatitis panel (HBsAg, HBcAb IgG, HCV Ab with reflex RNA/genotype)</w:t>
-      </w:r>
-      <w:r>
-        <w:t xml:space="preserve"> </w:t>
-      </w:r>
-      <w:r>
-        <w:t xml:space="preserve"> </w:t>
-      </w:r>
-      <w:r>
-        <w:t xml:space="preserve"> </w:t>
-      </w:r>
-      <w:r>
-        <w:t xml:space="preserve"> </w:t>
-      </w:r>
-      <w:r>
-        <w:fldChar w:fldCharType="begin"/>
-      </w:r>
-      <w:r>
-        <w:instrText xml:space="preserve"> ADDIN EN.CITE </w:instrText>
-      </w:r>
-      <w:r>
-        <w:fldChar w:fldCharType="begin">
-          <w:fldData>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</w:fldData>
-        </w:fldChar>
-      </w:r>
-      <w:r>
-        <w:instrText xml:space="preserve"> ADDIN EN.CITE.DATA </w:instrText>
-      </w:r>
-      <w:r>
-        <w:fldChar w:fldCharType="end"/>
-      </w:r>
-      <w:r>
-        <w:fldChar w:fldCharType="separate"/>
-      </w:r>
-      <w:r>
-        <w:t xml:space="preserve">[V12-3]</w:t>
-      </w:r>
-      <w:r>
-        <w:fldChar w:fldCharType="end"/>
-      </w:r>
-    </w:p>
-    <w:p>
-      <w:pPr>
-        <w:pStyle w:val="Normal"/>
-        <w:widowControl/>
-        <w:numPr>
-          <w:ilvl w:val="0"/>
-          <w:numId w:val="3"/>
-        </w:numPr>
-      </w:pPr>
-      <w:r>
-        <w:t xml:space="preserve">Bilirubin, transaminases, alkaline phosphatase, albumin</w:t>
-      </w:r>
-    </w:p>
-    <w:p>
-      <w:pPr>
-        <w:pStyle w:val="Normal"/>
-        <w:widowControl/>
-        <w:numPr>
-          <w:ilvl w:val="0"/>
-          <w:numId w:val="3"/>
-        </w:numPr>
-      </w:pPr>
-      <w:r>
-        <w:t xml:space="preserve">PT/INR, CBC with platelets</w:t>
-      </w:r>
-    </w:p>
-    <w:p>
-      <w:pPr>
-        <w:pStyle w:val="Normal"/>
-        <w:widowControl/>
-        <w:numPr>
-          <w:ilvl w:val="0"/>
-          <w:numId w:val="3"/>
-        </w:numPr>
-      </w:pPr>
-      <w:r>
-        <w:t xml:space="preserve">BUN, creatinine</w:t>
-      </w:r>
-    </w:p>
-    <w:p>
-      <w:pPr>
-        <w:pStyle w:val="Normal"/>
-        <w:widowControl/>
-        <w:numPr>
-          <w:ilvl w:val="0"/>
-          <w:numId w:val="3"/>
-        </w:numPr>
-      </w:pPr>
-      <w:r>
-        <w:t xml:space="preserve">current calculated MELD calculation</w:t>
-      </w:r>
-    </w:p>
-    <w:p>
-      <w:pPr>
-        <w:pStyle w:val="Heading3"/>
-        <w:keepNext/>
-        <w:widowControl/>
-      </w:pPr>
-      <w:r>
-        <w:t xml:space="preserve">4.3 Restaging While on Waitlist</w:t>
-      </w:r>
-    </w:p>
-    <w:p>
-      <w:pPr>
-        <w:pStyle w:val="Normal"/>
-        <w:widowControl/>
-        <w:numPr>
-          <w:ilvl w:val="0"/>
-          <w:numId w:val="3"/>
-        </w:numPr>
-      </w:pPr>
-      <w:r>
-        <w:t xml:space="preserve">Abdominal imaging (multiphasic MRI or CT) every 3 months</w:t>
-      </w:r>
-      <w:r>
-        <w:t xml:space="preserve"> </w:t>
-      </w:r>
-      <w:r>
-        <w:t xml:space="preserve"> </w:t>
-      </w:r>
-      <w:r>
-        <w:t xml:space="preserve"> </w:t>
-      </w:r>
-      <w:r>
-        <w:t xml:space="preserve"> </w:t>
-      </w:r>
-      <w:r>
-        <w:fldChar w:fldCharType="begin"/>
-      </w:r>
-      <w:r>
-        <w:instrText xml:space="preserve"> ADDIN EN.CITE </w:instrText>
-      </w:r>
-      <w:r>
-        <w:fldChar w:fldCharType="begin">
-          <w:fldData>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</w:fldData>
-        </w:fldChar>
-      </w:r>
-      <w:r>
-        <w:instrText xml:space="preserve"> ADDIN EN.CITE.DATA </w:instrText>
-      </w:r>
-      <w:r>
-        <w:fldChar w:fldCharType="end"/>
-      </w:r>
-      <w:r>
-        <w:fldChar w:fldCharType="separate"/>
-      </w:r>
-      <w:r>
-        <w:t xml:space="preserve">[V12-4]</w:t>
-      </w:r>
-      <w:r>
-        <w:fldChar w:fldCharType="end"/>
-      </w:r>
-    </w:p>
-    <w:p>
-      <w:pPr>
-        <w:pStyle w:val="Normal"/>
-        <w:widowControl/>
-        <w:numPr>
-          <w:ilvl w:val="0"/>
-          <w:numId w:val="3"/>
-        </w:numPr>
-      </w:pPr>
-      <w:r>
-        <w:t xml:space="preserve">CT chest every 6–12 months</w:t>
-      </w:r>
-      <w:r>
-        <w:t xml:space="preserve"> </w:t>
-      </w:r>
-      <w:r>
-        <w:t xml:space="preserve"> </w:t>
-      </w:r>
-      <w:r>
-        <w:t xml:space="preserve"> </w:t>
-      </w:r>
-      <w:r>
-        <w:t xml:space="preserve"> </w:t>
-      </w:r>
-      <w:r>
-        <w:fldChar w:fldCharType="begin"/>
-      </w:r>
-      <w:r>
-        <w:instrText xml:space="preserve"> ADDIN EN.CITE </w:instrText>
-      </w:r>
-      <w:r>
-        <w:fldChar w:fldCharType="begin">
-          <w:fldData>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</w:fldData>
-        </w:fldChar>
-      </w:r>
-      <w:r>
-        <w:instrText xml:space="preserve"> ADDIN EN.CITE.DATA </w:instrText>
-      </w:r>
-      <w:r>
-        <w:fldChar w:fldCharType="end"/>
-      </w:r>
-      <w:r>
-        <w:fldChar w:fldCharType="separate"/>
-      </w:r>
-      <w:r>
-        <w:t xml:space="preserve">[V12-4]</w:t>
-      </w:r>
-      <w:r>
-        <w:fldChar w:fldCharType="end"/>
-      </w:r>
-    </w:p>
-    <w:p>
-      <w:pPr>
-        <w:pStyle w:val="Normal"/>
-        <w:widowControl/>
-        <w:numPr>
-          <w:ilvl w:val="0"/>
-          <w:numId w:val="3"/>
-        </w:numPr>
-      </w:pPr>
-      <w:r>
-        <w:t xml:space="preserve">AFP every 3 months</w:t>
-      </w:r>
-    </w:p>
-    <w:p>
-      <w:pPr>
-        <w:pStyle w:val="Heading2"/>
-        <w:keepNext/>
-        <w:widowControl/>
-      </w:pPr>
-      <w:r>
-        <w:t xml:space="preserve">5. UNOS Listing and MELD Exception</w:t>
-      </w:r>
-    </w:p>
-    <w:p>
-      <w:pPr>
-        <w:pStyle w:val="Normal"/>
-        <w:widowControl/>
-        <w:numPr>
-          <w:ilvl w:val="0"/>
-          <w:numId w:val="3"/>
-        </w:numPr>
-      </w:pPr>
-      <w:r>
-        <w:t xml:space="preserve">Adults who meet Policy 9.5.I criteria may receive a standardized exception pathway. The initial request and first extension use calculated MELD; qualifying extensions after the first receive MMaT-3, which generally produces an approximately 6-month delay before exception priority.</w:t>
-      </w:r>
-      <w:r>
-        <w:t xml:space="preserve"> </w:t>
-      </w:r>
-      <w:r>
-        <w:t xml:space="preserve"> </w:t>
-      </w:r>
-      <w:r>
-        <w:t xml:space="preserve"> </w:t>
-      </w:r>
-      <w:r>
-        <w:t xml:space="preserve"> </w:t>
-      </w:r>
-      <w:r>
-        <w:fldChar w:fldCharType="begin"/>
-      </w:r>
-      <w:r>
-        <w:instrText xml:space="preserve"> ADDIN EN.CITE </w:instrText>
-      </w:r>
-      <w:r>
-        <w:fldChar w:fldCharType="begin">
-          <w:fldData>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</w:fldData>
-        </w:fldChar>
-      </w:r>
-      <w:r>
-        <w:instrText xml:space="preserve"> ADDIN EN.CITE.DATA </w:instrText>
-      </w:r>
-      <w:r>
-        <w:fldChar w:fldCharType="end"/>
-      </w:r>
-      <w:r>
-        <w:fldChar w:fldCharType="separate"/>
-      </w:r>
-      <w:r>
-        <w:t xml:space="preserve">[V12-1]</w:t>
-      </w:r>
-      <w:r>
-        <w:fldChar w:fldCharType="end"/>
-      </w:r>
-      <w:r>
-        <w:t xml:space="preserve"> </w:t>
-      </w:r>
-      <w:r>
-        <w:t xml:space="preserve"> </w:t>
-      </w:r>
-      <w:r>
-        <w:t xml:space="preserve"> </w:t>
-      </w:r>
-      <w:r>
-        <w:t xml:space="preserve"> </w:t>
-      </w:r>
-      <w:r>
-        <w:fldChar w:fldCharType="begin"/>
-      </w:r>
-      <w:r>
-        <w:instrText xml:space="preserve"> ADDIN EN.CITE </w:instrText>
-      </w:r>
-      <w:r>
-        <w:fldChar w:fldCharType="begin">
-          <w:fldData>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</w:fldData>
-        </w:fldChar>
-      </w:r>
-      <w:r>
-        <w:instrText xml:space="preserve"> ADDIN EN.CITE.DATA </w:instrText>
-      </w:r>
-      <w:r>
-        <w:fldChar w:fldCharType="end"/>
-      </w:r>
-      <w:r>
-        <w:fldChar w:fldCharType="separate"/>
-      </w:r>
-      <w:r>
-        <w:t xml:space="preserve">[V12-2]</w:t>
-      </w:r>
-      <w:r>
-        <w:fldChar w:fldCharType="end"/>
-      </w:r>
-      <w:r>
-        <w:t xml:space="preserve"> </w:t>
-      </w:r>
-      <w:r>
-        <w:t xml:space="preserve"> </w:t>
-      </w:r>
-      <w:r>
-        <w:t xml:space="preserve"> </w:t>
-      </w:r>
-      <w:r>
-        <w:t xml:space="preserve"> </w:t>
-      </w:r>
-      <w:r>
-        <w:fldChar w:fldCharType="begin"/>
-      </w:r>
-      <w:r>
-        <w:instrText xml:space="preserve"> ADDIN EN.CITE </w:instrText>
-      </w:r>
-      <w:r>
-        <w:fldChar w:fldCharType="begin">
-          <w:fldData>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</w:fldData>
-        </w:fldChar>
-      </w:r>
-      <w:r>
-        <w:instrText xml:space="preserve"> ADDIN EN.CITE.DATA </w:instrText>
-      </w:r>
-      <w:r>
-        <w:fldChar w:fldCharType="end"/>
-      </w:r>
-      <w:r>
-        <w:fldChar w:fldCharType="separate"/>
-      </w:r>
-      <w:r>
-        <w:t xml:space="preserve">[V12-4]</w:t>
-      </w:r>
-      <w:r>
-        <w:fldChar w:fldCharType="end"/>
-      </w:r>
-      <w:r>
-        <w:t xml:space="preserve"> </w:t>
-      </w:r>
-      <w:r>
-        <w:t xml:space="preserve"> </w:t>
-      </w:r>
-      <w:r>
-        <w:t xml:space="preserve"> </w:t>
-      </w:r>
-      <w:r>
-        <w:t xml:space="preserve"> </w:t>
-      </w:r>
-      <w:r>
-        <w:fldChar w:fldCharType="begin"/>
-      </w:r>
-      <w:r>
-        <w:instrText xml:space="preserve"> ADDIN EN.CITE </w:instrText>
-      </w:r>
-      <w:r>
-        <w:fldChar w:fldCharType="begin">
-          <w:fldData>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</w:fldData>
-        </w:fldChar>
-      </w:r>
-      <w:r>
-        <w:instrText xml:space="preserve"> ADDIN EN.CITE.DATA </w:instrText>
-      </w:r>
-      <w:r>
-        <w:fldChar w:fldCharType="end"/>
-      </w:r>
-      <w:r>
-        <w:fldChar w:fldCharType="separate"/>
-      </w:r>
-      <w:r>
-        <w:t xml:space="preserve">[V12-5]</w:t>
-      </w:r>
-      <w:r>
-        <w:fldChar w:fldCharType="end"/>
-      </w:r>
-    </w:p>
-    <w:p>
-      <w:pPr>
-        <w:pStyle w:val="Normal"/>
-        <w:widowControl/>
-        <w:numPr>
-          <w:ilvl w:val="0"/>
-          <w:numId w:val="3"/>
-        </w:numPr>
-      </w:pPr>
-      <w:r>
-        <w:t xml:space="preserve">Exception score: MMaT-3 (3 points below the median MELD at transplant for the distribution area).</w:t>
-      </w:r>
-      <w:r>
-        <w:t xml:space="preserve"> </w:t>
-      </w:r>
-      <w:r>
-        <w:t xml:space="preserve"> </w:t>
-      </w:r>
-      <w:r>
-        <w:t xml:space="preserve"> </w:t>
-      </w:r>
-      <w:r>
-        <w:t xml:space="preserve"> </w:t>
-      </w:r>
-      <w:r>
-        <w:fldChar w:fldCharType="begin"/>
-      </w:r>
-      <w:r>
-        <w:instrText xml:space="preserve"> ADDIN EN.CITE </w:instrText>
-      </w:r>
-      <w:r>
-        <w:fldChar w:fldCharType="begin">
-          <w:fldData>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</w:fldData>
-        </w:fldChar>
-      </w:r>
-      <w:r>
-        <w:instrText xml:space="preserve"> ADDIN EN.CITE.DATA </w:instrText>
-      </w:r>
-      <w:r>
-        <w:fldChar w:fldCharType="end"/>
-      </w:r>
-      <w:r>
-        <w:fldChar w:fldCharType="separate"/>
-      </w:r>
-      <w:r>
-        <w:t xml:space="preserve">[V12-1]</w:t>
-      </w:r>
-      <w:r>
-        <w:fldChar w:fldCharType="end"/>
-      </w:r>
-      <w:r>
-        <w:t xml:space="preserve"> </w:t>
-      </w:r>
-      <w:r>
-        <w:t xml:space="preserve"> </w:t>
-      </w:r>
-      <w:r>
-        <w:t xml:space="preserve"> </w:t>
-      </w:r>
-      <w:r>
-        <w:t xml:space="preserve"> </w:t>
-      </w:r>
-      <w:r>
-        <w:fldChar w:fldCharType="begin"/>
-      </w:r>
-      <w:r>
-        <w:instrText xml:space="preserve"> ADDIN EN.CITE </w:instrText>
-      </w:r>
-      <w:r>
-        <w:fldChar w:fldCharType="begin">
-          <w:fldData>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</w:fldData>
-        </w:fldChar>
-      </w:r>
-      <w:r>
-        <w:instrText xml:space="preserve"> ADDIN EN.CITE.DATA </w:instrText>
-      </w:r>
-      <w:r>
-        <w:fldChar w:fldCharType="end"/>
-      </w:r>
-      <w:r>
-        <w:fldChar w:fldCharType="separate"/>
-      </w:r>
-      <w:r>
-        <w:t xml:space="preserve">[V12-2]</w:t>
-      </w:r>
-      <w:r>
-        <w:fldChar w:fldCharType="end"/>
-      </w:r>
-      <w:r>
-        <w:t xml:space="preserve"> </w:t>
-      </w:r>
-      <w:r>
-        <w:t xml:space="preserve"> </w:t>
-      </w:r>
-      <w:r>
-        <w:t xml:space="preserve"> </w:t>
-      </w:r>
-      <w:r>
-        <w:t xml:space="preserve"> </w:t>
-      </w:r>
-      <w:r>
-        <w:fldChar w:fldCharType="begin"/>
-      </w:r>
-      <w:r>
-        <w:instrText xml:space="preserve"> ADDIN EN.CITE </w:instrText>
-      </w:r>
-      <w:r>
-        <w:fldChar w:fldCharType="begin">
-          <w:fldData>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</w:fldData>
-        </w:fldChar>
-      </w:r>
-      <w:r>
-        <w:instrText xml:space="preserve"> ADDIN EN.CITE.DATA </w:instrText>
-      </w:r>
-      <w:r>
-        <w:fldChar w:fldCharType="end"/>
-      </w:r>
-      <w:r>
-        <w:fldChar w:fldCharType="separate"/>
-      </w:r>
-      <w:r>
-        <w:t xml:space="preserve">[V12-5]</w:t>
-      </w:r>
-      <w:r>
-        <w:fldChar w:fldCharType="end"/>
-      </w:r>
-    </w:p>
-    <w:p>
-      <w:pPr>
-        <w:pStyle w:val="Normal"/>
-        <w:widowControl/>
-        <w:numPr>
-          <w:ilvl w:val="0"/>
-          <w:numId w:val="3"/>
-        </w:numPr>
-      </w:pPr>
-      <w:r>
-        <w:t xml:space="preserve">Recurrence pathway (guidance). A candidate who presented with stage T2 HCC (LI-RADS 5 or biopsy proven) that was treated by locoregional therapy or resected, and who then develops T1 or T2 (LI-RADS 5 or biopsy proven) recurrence, is eligible for a MELD exception without the six-month waiting period when the program is requesting an INITIAL HCC exception more than 6 months but less than 60 months following the initial treatment or resection. All three conditions apply: original presentation at stage T2; treatment by locoregional therapy or resection; and an initial exception request. Current guidance reviewed; reconfirm this recurrence category and the submission dates with allocation staff before requesting.</w:t>
-      </w:r>
-      <w:r>
-        <w:t xml:space="preserve"> </w:t>
-      </w:r>
-      <w:r>
-        <w:t xml:space="preserve"> </w:t>
-      </w:r>
-      <w:r>
-        <w:t xml:space="preserve"> </w:t>
-      </w:r>
-      <w:r>
-        <w:t xml:space="preserve"> </w:t>
-      </w:r>
-      <w:r>
-        <w:fldChar w:fldCharType="begin"/>
-      </w:r>
-      <w:r>
-        <w:instrText xml:space="preserve"> ADDIN EN.CITE </w:instrText>
-      </w:r>
-      <w:r>
-        <w:fldChar w:fldCharType="begin">
-          <w:fldData>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</w:fldData>
-        </w:fldChar>
-      </w:r>
-      <w:r>
-        <w:instrText xml:space="preserve"> ADDIN EN.CITE.DATA </w:instrText>
-      </w:r>
-      <w:r>
-        <w:fldChar w:fldCharType="end"/>
-      </w:r>
-      <w:r>
-        <w:fldChar w:fldCharType="separate"/>
-      </w:r>
-      <w:r>
-        <w:t xml:space="preserve">[V12-2]</w:t>
-      </w:r>
-      <w:r>
-        <w:fldChar w:fldCharType="end"/>
-      </w:r>
-    </w:p>
-    <w:p>
-      <w:pPr>
-        <w:pStyle w:val="Heading1"/>
-        <w:widowControl/>
-        <w:keepNext/>
-      </w:pPr>
-      <w:r>
-        <w:t xml:space="preserve">V12 evidence-integrated treatment and reassessment</w:t>
-      </w:r>
+      </w:pPr>
+      <w:bookmarkStart w:id="12001" w:name="HCC_B1_1"/>
+      <w:r>
+        <w:t xml:space="preserve">HCC B1.1 — AFP-only failure / imaging discordance — OPEN</w:t>
+      </w:r>
+      <w:bookmarkEnd w:id="12001"/>
     </w:p>
     <w:p>
       <w:pPr>
@@ -2305,18 +891,6 @@
       <w:r>
         <w:t xml:space="preserve">AFP level, AFP trajectory and radiographic viability answer different questions. Repeat an unexplained result, assess liver inflammation and obtain expert review of adequate multiphasic imaging; do not label AFP-only rise radiographic progression. No empiric LRT without a target. B1.1 proposals are OPEN, not automatic delisting rules.</w:t>
       </w:r>
-    </w:p>
-    <w:p>
-      <w:pPr>
-        <w:pStyle w:val="Heading1"/>
-        <w:widowControl/>
-        <w:keepNext/>
-      </w:pPr>
-      <w:bookmarkStart w:id="12001" w:name="HCC_B1_1"/>
-      <w:r>
-        <w:t xml:space="preserve">HCC B1.1 — AFP-only failure / imaging discordance — OPEN</w:t>
-      </w:r>
-      <w:bookmarkEnd w:id="12001"/>
     </w:p>
     <w:p>
       <w:pPr>
@@ -3138,7 +1712,7 @@
     </w:p>
     <w:p>
       <w:pPr>
-        <w:pStyle w:val="Heading2"/>
+        <w:pStyle w:val="Heading4"/>
         <w:widowControl/>
         <w:keepNext/>
       </w:pPr>
@@ -3363,7 +1937,7 @@
     </w:p>
     <w:p>
       <w:pPr>
-        <w:pStyle w:val="Heading2"/>
+        <w:pStyle w:val="Heading4"/>
         <w:widowControl/>
         <w:keepNext/>
       </w:pPr>
@@ -3535,7 +2109,7 @@
     </w:p>
     <w:p>
       <w:pPr>
-        <w:pStyle w:val="Heading2"/>
+        <w:pStyle w:val="Heading4"/>
         <w:widowControl/>
         <w:keepNext/>
       </w:pPr>
@@ -3933,7 +2507,7 @@
     </w:p>
     <w:p>
       <w:pPr>
-        <w:pStyle w:val="Heading2"/>
+        <w:pStyle w:val="Heading4"/>
         <w:widowControl/>
         <w:keepNext/>
       </w:pPr>
@@ -4196,6 +2770,1422 @@
     </w:p>
     <w:p>
       <w:pPr>
+        <w:pStyle w:val="Heading3"/>
+        <w:keepNext/>
+        <w:widowControl/>
+      </w:pPr>
+      <w:r>
+        <w:t xml:space="preserve">3.3 Liver Function Assessment</w:t>
+      </w:r>
+    </w:p>
+    <w:p>
+      <w:pPr>
+        <w:pStyle w:val="Normal"/>
+        <w:widowControl/>
+        <w:numPr>
+          <w:ilvl w:val="0"/>
+          <w:numId w:val="3"/>
+        </w:numPr>
+      </w:pPr>
+      <w:r>
+        <w:t xml:space="preserve">Child-Turcotte-Pugh (CTP) classification and current calculated MELD score</w:t>
+      </w:r>
+    </w:p>
+    <w:p>
+      <w:pPr>
+        <w:pStyle w:val="Normal"/>
+        <w:widowControl/>
+        <w:numPr>
+          <w:ilvl w:val="0"/>
+          <w:numId w:val="3"/>
+        </w:numPr>
+      </w:pPr>
+      <w:r>
+        <w:t xml:space="preserve">Assessment for portal hypertension (varices, splenomegaly, thrombocytopenia)</w:t>
+      </w:r>
+    </w:p>
+    <w:p>
+      <w:pPr>
+        <w:pStyle w:val="Normal"/>
+        <w:widowControl/>
+        <w:numPr>
+          <w:ilvl w:val="0"/>
+          <w:numId w:val="3"/>
+        </w:numPr>
+      </w:pPr>
+      <w:r>
+        <w:t xml:space="preserve">Patients with CTP Class A who are both resectable and transplantable should be discussed at MDT for individualized decision-making regarding resection vs. transplant.</w:t>
+      </w:r>
+      <w:r>
+        <w:t xml:space="preserve"> </w:t>
+      </w:r>
+      <w:r>
+        <w:t xml:space="preserve"> </w:t>
+      </w:r>
+      <w:r>
+        <w:t xml:space="preserve"> </w:t>
+      </w:r>
+      <w:r>
+        <w:t xml:space="preserve"> </w:t>
+      </w:r>
+      <w:r>
+        <w:fldChar w:fldCharType="begin"/>
+      </w:r>
+      <w:r>
+        <w:instrText xml:space="preserve"> ADDIN EN.CITE </w:instrText>
+      </w:r>
+      <w:r>
+        <w:fldChar w:fldCharType="begin">
+          <w:fldData>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</w:fldData>
+        </w:fldChar>
+      </w:r>
+      <w:r>
+        <w:instrText xml:space="preserve"> ADDIN EN.CITE.DATA </w:instrText>
+      </w:r>
+      <w:r>
+        <w:fldChar w:fldCharType="end"/>
+      </w:r>
+      <w:r>
+        <w:fldChar w:fldCharType="separate"/>
+      </w:r>
+      <w:r>
+        <w:t xml:space="preserve">[V12-3]</w:t>
+      </w:r>
+      <w:r>
+        <w:fldChar w:fldCharType="end"/>
+      </w:r>
+    </w:p>
+    <w:p>
+      <w:pPr>
+        <w:pStyle w:val="Heading3"/>
+        <w:keepNext/>
+        <w:widowControl/>
+      </w:pPr>
+      <w:r>
+        <w:t xml:space="preserve">3.4a Contraindications to the standardized HCC MELD exception (Policy 9.5.I / NLRB guidance)</w:t>
+      </w:r>
+    </w:p>
+    <w:p>
+      <w:pPr>
+        <w:pStyle w:val="Normal"/>
+        <w:widowControl/>
+        <w:numPr>
+          <w:ilvl w:val="0"/>
+          <w:numId w:val="3"/>
+        </w:numPr>
+      </w:pPr>
+      <w:r>
+        <w:t xml:space="preserve">HCC exception-specific contraindications in the December 2025 guidance include T1 HCC, ruptured HCC, extrahepatic metastatic disease, and macrovascular invasion of the main portal vein or hepatic vein.</w:t>
+      </w:r>
+    </w:p>
+    <w:p>
+      <w:pPr>
+        <w:pStyle w:val="Normal"/>
+        <w:widowControl/>
+        <w:numPr>
+          <w:ilvl w:val="0"/>
+          <w:numId w:val="3"/>
+        </w:numPr>
+      </w:pPr>
+      <w:r>
+        <w:t xml:space="preserve">Primary portal-vein branch invasion or ruptured HCC may be considered only through a non-standard request after treatment and at least 12 months of documented stability; neither is automatically eligible.</w:t>
+      </w:r>
+    </w:p>
+    <w:p>
+      <w:pPr>
+        <w:pStyle w:val="Normal"/>
+        <w:widowControl/>
+      </w:pPr>
+      <w:r>
+        <w:t xml:space="preserve">These are exception-ineligibility criteria. They do not by themselves determine transplant candidacy: a candidate with T1 HCC is not exception-eligible but may be an appropriate transplant candidate at calculated MELD.</w:t>
+      </w:r>
+    </w:p>
+    <w:p>
+      <w:pPr>
+        <w:pStyle w:val="Heading3"/>
+        <w:keepNext/>
+        <w:widowControl/>
+      </w:pPr>
+      <w:r>
+        <w:t xml:space="preserve">3.4b Contraindications to liver transplantation (center criteria)</w:t>
+      </w:r>
+    </w:p>
+    <w:p>
+      <w:pPr>
+        <w:pStyle w:val="Normal"/>
+        <w:widowControl/>
+        <w:numPr>
+          <w:ilvl w:val="0"/>
+          <w:numId w:val="3"/>
+        </w:numPr>
+      </w:pPr>
+      <w:r>
+        <w:t xml:space="preserve">Extrahepatic metastatic disease</w:t>
+      </w:r>
+    </w:p>
+    <w:p>
+      <w:pPr>
+        <w:pStyle w:val="Normal"/>
+        <w:widowControl/>
+        <w:numPr>
+          <w:ilvl w:val="0"/>
+          <w:numId w:val="3"/>
+        </w:numPr>
+      </w:pPr>
+      <w:r>
+        <w:t xml:space="preserve">Active tumor macrovascular invasion at any level, including portal branches, excludes the standard route. Distinguish bland thrombus and separately review treated historical vascular invasion through the high-risk/nonstandard pathway.</w:t>
+      </w:r>
+      <w:r>
+        <w:t xml:space="preserve"> </w:t>
+      </w:r>
+      <w:r>
+        <w:t xml:space="preserve"> </w:t>
+      </w:r>
+      <w:r>
+        <w:t xml:space="preserve"> </w:t>
+      </w:r>
+      <w:r>
+        <w:t xml:space="preserve"> </w:t>
+      </w:r>
+      <w:r>
+        <w:fldChar w:fldCharType="begin"/>
+      </w:r>
+      <w:r>
+        <w:instrText xml:space="preserve"> ADDIN EN.CITE </w:instrText>
+      </w:r>
+      <w:r>
+        <w:fldChar w:fldCharType="begin">
+          <w:fldData>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</w:fldData>
+        </w:fldChar>
+      </w:r>
+      <w:r>
+        <w:instrText xml:space="preserve"> ADDIN EN.CITE.DATA </w:instrText>
+      </w:r>
+      <w:r>
+        <w:fldChar w:fldCharType="end"/>
+      </w:r>
+      <w:r>
+        <w:fldChar w:fldCharType="separate"/>
+      </w:r>
+      <w:r>
+        <w:t xml:space="preserve">[V12-1]</w:t>
+      </w:r>
+      <w:r>
+        <w:fldChar w:fldCharType="end"/>
+      </w:r>
+      <w:r>
+        <w:t xml:space="preserve"> </w:t>
+      </w:r>
+      <w:r>
+        <w:t xml:space="preserve"> </w:t>
+      </w:r>
+      <w:r>
+        <w:t xml:space="preserve"> </w:t>
+      </w:r>
+      <w:r>
+        <w:t xml:space="preserve"> </w:t>
+      </w:r>
+      <w:r>
+        <w:fldChar w:fldCharType="begin"/>
+      </w:r>
+      <w:r>
+        <w:instrText xml:space="preserve"> ADDIN EN.CITE </w:instrText>
+      </w:r>
+      <w:r>
+        <w:fldChar w:fldCharType="begin">
+          <w:fldData>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</w:fldData>
+        </w:fldChar>
+      </w:r>
+      <w:r>
+        <w:instrText xml:space="preserve"> ADDIN EN.CITE.DATA </w:instrText>
+      </w:r>
+      <w:r>
+        <w:fldChar w:fldCharType="end"/>
+      </w:r>
+      <w:r>
+        <w:fldChar w:fldCharType="separate"/>
+      </w:r>
+      <w:r>
+        <w:t xml:space="preserve">[V12-2]</w:t>
+      </w:r>
+      <w:r>
+        <w:fldChar w:fldCharType="end"/>
+      </w:r>
+    </w:p>
+    <w:p>
+      <w:pPr>
+        <w:pStyle w:val="Normal"/>
+        <w:widowControl/>
+        <w:numPr>
+          <w:ilvl w:val="0"/>
+          <w:numId w:val="3"/>
+        </w:numPr>
+      </w:pPr>
+      <w:r>
+        <w:t xml:space="preserve">Evidence boundary — Sposito 2026 Y90/PVTT cohort: 37 of 240 treated patients reached LT; five-year recipient OS was 61.6%, with four perioperative deaths and six recurrences among 37 recipients. The reported 79.3% RFS censors deaths without recurrence and is not survival alive and recurrence-free. This selected, heterogeneous retrospective experience does not enlarge standard HCC eligibility. Historical treated branch PVTT requires the separate OPEN HCC-B2 high-risk/nonstandard review; main-trunk and hepatic-vein involvement were excluded from this study.</w:t>
+      </w:r>
+      <w:r>
+        <w:t xml:space="preserve"> </w:t>
+      </w:r>
+      <w:r>
+        <w:t xml:space="preserve"> </w:t>
+      </w:r>
+      <w:r>
+        <w:t xml:space="preserve"> </w:t>
+      </w:r>
+      <w:r>
+        <w:t xml:space="preserve"> </w:t>
+      </w:r>
+      <w:r>
+        <w:fldChar w:fldCharType="begin"/>
+      </w:r>
+      <w:r>
+        <w:instrText xml:space="preserve"> ADDIN EN.CITE </w:instrText>
+      </w:r>
+      <w:r>
+        <w:fldChar w:fldCharType="begin">
+          <w:fldData>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</w:fldData>
+        </w:fldChar>
+      </w:r>
+      <w:r>
+        <w:instrText xml:space="preserve"> ADDIN EN.CITE.DATA </w:instrText>
+      </w:r>
+      <w:r>
+        <w:fldChar w:fldCharType="end"/>
+      </w:r>
+      <w:r>
+        <w:fldChar w:fldCharType="separate"/>
+      </w:r>
+      <w:r>
+        <w:t xml:space="preserve">[V12-6]</w:t>
+      </w:r>
+      <w:r>
+        <w:fldChar w:fldCharType="end"/>
+      </w:r>
+      <w:r>
+        <w:t xml:space="preserve"> </w:t>
+      </w:r>
+      <w:r>
+        <w:t xml:space="preserve"> </w:t>
+      </w:r>
+      <w:r>
+        <w:t xml:space="preserve"> </w:t>
+      </w:r>
+      <w:r>
+        <w:t xml:space="preserve"> </w:t>
+      </w:r>
+      <w:r>
+        <w:fldChar w:fldCharType="begin"/>
+      </w:r>
+      <w:r>
+        <w:instrText xml:space="preserve"> ADDIN EN.CITE </w:instrText>
+      </w:r>
+      <w:r>
+        <w:fldChar w:fldCharType="begin">
+          <w:fldData>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</w:fldData>
+        </w:fldChar>
+      </w:r>
+      <w:r>
+        <w:instrText xml:space="preserve"> ADDIN EN.CITE.DATA </w:instrText>
+      </w:r>
+      <w:r>
+        <w:fldChar w:fldCharType="end"/>
+      </w:r>
+      <w:r>
+        <w:fldChar w:fldCharType="separate"/>
+      </w:r>
+      <w:r>
+        <w:t xml:space="preserve">[V12-1]</w:t>
+      </w:r>
+      <w:r>
+        <w:fldChar w:fldCharType="end"/>
+      </w:r>
+      <w:r>
+        <w:t xml:space="preserve"> </w:t>
+      </w:r>
+      <w:r>
+        <w:t xml:space="preserve"> </w:t>
+      </w:r>
+      <w:r>
+        <w:t xml:space="preserve"> </w:t>
+      </w:r>
+      <w:r>
+        <w:t xml:space="preserve"> </w:t>
+      </w:r>
+      <w:r>
+        <w:fldChar w:fldCharType="begin"/>
+      </w:r>
+      <w:r>
+        <w:instrText xml:space="preserve"> ADDIN EN.CITE </w:instrText>
+      </w:r>
+      <w:r>
+        <w:fldChar w:fldCharType="begin">
+          <w:fldData>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</w:fldData>
+        </w:fldChar>
+      </w:r>
+      <w:r>
+        <w:instrText xml:space="preserve"> ADDIN EN.CITE.DATA </w:instrText>
+      </w:r>
+      <w:r>
+        <w:fldChar w:fldCharType="end"/>
+      </w:r>
+      <w:r>
+        <w:fldChar w:fldCharType="separate"/>
+      </w:r>
+      <w:r>
+        <w:t xml:space="preserve">[V12-2]</w:t>
+      </w:r>
+      <w:r>
+        <w:fldChar w:fldCharType="end"/>
+      </w:r>
+    </w:p>
+    <w:p>
+      <w:pPr>
+        <w:pStyle w:val="Normal"/>
+        <w:widowControl/>
+        <w:numPr>
+          <w:ilvl w:val="0"/>
+          <w:numId w:val="3"/>
+        </w:numPr>
+      </w:pPr>
+      <w:r>
+        <w:t xml:space="preserve">Infiltrative tumor growth pattern</w:t>
+      </w:r>
+    </w:p>
+    <w:p>
+      <w:pPr>
+        <w:pStyle w:val="Normal"/>
+        <w:widowControl/>
+        <w:numPr>
+          <w:ilvl w:val="0"/>
+          <w:numId w:val="3"/>
+        </w:numPr>
+      </w:pPr>
+      <w:r>
+        <w:t xml:space="preserve">Active uncontrolled infection or sepsis</w:t>
+      </w:r>
+    </w:p>
+    <w:p>
+      <w:pPr>
+        <w:pStyle w:val="Normal"/>
+        <w:widowControl/>
+        <w:numPr>
+          <w:ilvl w:val="0"/>
+          <w:numId w:val="3"/>
+        </w:numPr>
+      </w:pPr>
+      <w:r>
+        <w:t xml:space="preserve">Severe cardiopulmonary disease precluding major surgery</w:t>
+      </w:r>
+    </w:p>
+    <w:p>
+      <w:pPr>
+        <w:pStyle w:val="Normal"/>
+        <w:widowControl/>
+        <w:numPr>
+          <w:ilvl w:val="0"/>
+          <w:numId w:val="3"/>
+        </w:numPr>
+      </w:pPr>
+      <w:r>
+        <w:t xml:space="preserve">Active substance abuse (per institutional policy)</w:t>
+      </w:r>
+    </w:p>
+    <w:p>
+      <w:pPr>
+        <w:pStyle w:val="Heading2"/>
+        <w:keepNext/>
+        <w:widowControl/>
+      </w:pPr>
+      <w:r>
+        <w:t xml:space="preserve">4. Pre-Transplant Workup</w:t>
+      </w:r>
+    </w:p>
+    <w:p>
+      <w:pPr>
+        <w:pStyle w:val="Heading3"/>
+        <w:keepNext/>
+        <w:widowControl/>
+      </w:pPr>
+      <w:r>
+        <w:t xml:space="preserve">4.1 Imaging</w:t>
+      </w:r>
+    </w:p>
+    <w:p>
+      <w:pPr>
+        <w:pStyle w:val="Normal"/>
+        <w:widowControl/>
+        <w:numPr>
+          <w:ilvl w:val="0"/>
+          <w:numId w:val="3"/>
+        </w:numPr>
+      </w:pPr>
+      <w:r>
+        <w:t xml:space="preserve">Multiphasic contrast-enhanced abdominal MRI (preferred) or multiphase CT with interpretation at the transplant center</w:t>
+      </w:r>
+      <w:r>
+        <w:t xml:space="preserve"> </w:t>
+      </w:r>
+      <w:r>
+        <w:t xml:space="preserve"> </w:t>
+      </w:r>
+      <w:r>
+        <w:t xml:space="preserve"> </w:t>
+      </w:r>
+      <w:r>
+        <w:t xml:space="preserve"> </w:t>
+      </w:r>
+      <w:r>
+        <w:fldChar w:fldCharType="begin"/>
+      </w:r>
+      <w:r>
+        <w:instrText xml:space="preserve"> ADDIN EN.CITE </w:instrText>
+      </w:r>
+      <w:r>
+        <w:fldChar w:fldCharType="begin">
+          <w:fldData>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</w:fldData>
+        </w:fldChar>
+      </w:r>
+      <w:r>
+        <w:instrText xml:space="preserve"> ADDIN EN.CITE.DATA </w:instrText>
+      </w:r>
+      <w:r>
+        <w:fldChar w:fldCharType="end"/>
+      </w:r>
+      <w:r>
+        <w:fldChar w:fldCharType="separate"/>
+      </w:r>
+      <w:r>
+        <w:t xml:space="preserve">[V12-3]</w:t>
+      </w:r>
+      <w:r>
+        <w:fldChar w:fldCharType="end"/>
+      </w:r>
+      <w:r>
+        <w:t xml:space="preserve"> </w:t>
+      </w:r>
+      <w:r>
+        <w:t xml:space="preserve"> </w:t>
+      </w:r>
+      <w:r>
+        <w:t xml:space="preserve"> </w:t>
+      </w:r>
+      <w:r>
+        <w:t xml:space="preserve"> </w:t>
+      </w:r>
+      <w:r>
+        <w:fldChar w:fldCharType="begin"/>
+      </w:r>
+      <w:r>
+        <w:instrText xml:space="preserve"> ADDIN EN.CITE </w:instrText>
+      </w:r>
+      <w:r>
+        <w:fldChar w:fldCharType="begin">
+          <w:fldData>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</w:fldData>
+        </w:fldChar>
+      </w:r>
+      <w:r>
+        <w:instrText xml:space="preserve"> ADDIN EN.CITE.DATA </w:instrText>
+      </w:r>
+      <w:r>
+        <w:fldChar w:fldCharType="end"/>
+      </w:r>
+      <w:r>
+        <w:fldChar w:fldCharType="separate"/>
+      </w:r>
+      <w:r>
+        <w:t xml:space="preserve">[V12-4]</w:t>
+      </w:r>
+      <w:r>
+        <w:fldChar w:fldCharType="end"/>
+      </w:r>
+    </w:p>
+    <w:p>
+      <w:pPr>
+        <w:pStyle w:val="Normal"/>
+        <w:widowControl/>
+        <w:numPr>
+          <w:ilvl w:val="0"/>
+          <w:numId w:val="3"/>
+        </w:numPr>
+      </w:pPr>
+      <w:r>
+        <w:t xml:space="preserve">CEUS may establish Class 5 under current Policy 9.5.I.vi. Required staging remains contrast-enhanced multiphasic CT/MRI; use CT/MRI for post-downstaging tumor-burden assessment. Record modality, lesion-specific diagnostic features and expert radiologist interpretation.</w:t>
+      </w:r>
+      <w:r>
+        <w:t xml:space="preserve"> </w:t>
+      </w:r>
+      <w:r>
+        <w:t xml:space="preserve"> </w:t>
+      </w:r>
+      <w:r>
+        <w:t xml:space="preserve"> </w:t>
+      </w:r>
+      <w:r>
+        <w:t xml:space="preserve"> </w:t>
+      </w:r>
+      <w:r>
+        <w:fldChar w:fldCharType="begin"/>
+      </w:r>
+      <w:r>
+        <w:instrText xml:space="preserve"> ADDIN EN.CITE </w:instrText>
+      </w:r>
+      <w:r>
+        <w:fldChar w:fldCharType="begin">
+          <w:fldData>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</w:fldData>
+        </w:fldChar>
+      </w:r>
+      <w:r>
+        <w:instrText xml:space="preserve"> ADDIN EN.CITE.DATA </w:instrText>
+      </w:r>
+      <w:r>
+        <w:fldChar w:fldCharType="end"/>
+      </w:r>
+      <w:r>
+        <w:fldChar w:fldCharType="separate"/>
+      </w:r>
+      <w:r>
+        <w:t xml:space="preserve">[V12-1]</w:t>
+      </w:r>
+      <w:r>
+        <w:fldChar w:fldCharType="end"/>
+      </w:r>
+      <w:r>
+        <w:t xml:space="preserve"> </w:t>
+      </w:r>
+      <w:r>
+        <w:t xml:space="preserve"> </w:t>
+      </w:r>
+      <w:r>
+        <w:t xml:space="preserve"> </w:t>
+      </w:r>
+      <w:r>
+        <w:t xml:space="preserve"> </w:t>
+      </w:r>
+      <w:r>
+        <w:fldChar w:fldCharType="begin"/>
+      </w:r>
+      <w:r>
+        <w:instrText xml:space="preserve"> ADDIN EN.CITE </w:instrText>
+      </w:r>
+      <w:r>
+        <w:fldChar w:fldCharType="begin">
+          <w:fldData>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</w:fldData>
+        </w:fldChar>
+      </w:r>
+      <w:r>
+        <w:instrText xml:space="preserve"> ADDIN EN.CITE.DATA </w:instrText>
+      </w:r>
+      <w:r>
+        <w:fldChar w:fldCharType="end"/>
+      </w:r>
+      <w:r>
+        <w:fldChar w:fldCharType="separate"/>
+      </w:r>
+      <w:r>
+        <w:t xml:space="preserve">[V12-2]</w:t>
+      </w:r>
+      <w:r>
+        <w:fldChar w:fldCharType="end"/>
+      </w:r>
+    </w:p>
+    <w:p>
+      <w:pPr>
+        <w:pStyle w:val="Normal"/>
+        <w:widowControl/>
+        <w:numPr>
+          <w:ilvl w:val="0"/>
+          <w:numId w:val="3"/>
+        </w:numPr>
+      </w:pPr>
+      <w:r>
+        <w:t xml:space="preserve">CT chest for thoracic staging</w:t>
+      </w:r>
+      <w:r>
+        <w:t xml:space="preserve"> </w:t>
+      </w:r>
+      <w:r>
+        <w:t xml:space="preserve"> </w:t>
+      </w:r>
+      <w:r>
+        <w:t xml:space="preserve"> </w:t>
+      </w:r>
+      <w:r>
+        <w:t xml:space="preserve"> </w:t>
+      </w:r>
+      <w:r>
+        <w:fldChar w:fldCharType="begin"/>
+      </w:r>
+      <w:r>
+        <w:instrText xml:space="preserve"> ADDIN EN.CITE </w:instrText>
+      </w:r>
+      <w:r>
+        <w:fldChar w:fldCharType="begin">
+          <w:fldData>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</w:fldData>
+        </w:fldChar>
+      </w:r>
+      <w:r>
+        <w:instrText xml:space="preserve"> ADDIN EN.CITE.DATA </w:instrText>
+      </w:r>
+      <w:r>
+        <w:fldChar w:fldCharType="end"/>
+      </w:r>
+      <w:r>
+        <w:fldChar w:fldCharType="separate"/>
+      </w:r>
+      <w:r>
+        <w:t xml:space="preserve">[V12-3]</w:t>
+      </w:r>
+      <w:r>
+        <w:fldChar w:fldCharType="end"/>
+      </w:r>
+      <w:r>
+        <w:t xml:space="preserve"> </w:t>
+      </w:r>
+      <w:r>
+        <w:t xml:space="preserve"> </w:t>
+      </w:r>
+      <w:r>
+        <w:t xml:space="preserve"> </w:t>
+      </w:r>
+      <w:r>
+        <w:t xml:space="preserve"> </w:t>
+      </w:r>
+      <w:r>
+        <w:fldChar w:fldCharType="begin"/>
+      </w:r>
+      <w:r>
+        <w:instrText xml:space="preserve"> ADDIN EN.CITE </w:instrText>
+      </w:r>
+      <w:r>
+        <w:fldChar w:fldCharType="begin">
+          <w:fldData>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</w:fldData>
+        </w:fldChar>
+      </w:r>
+      <w:r>
+        <w:instrText xml:space="preserve"> ADDIN EN.CITE.DATA </w:instrText>
+      </w:r>
+      <w:r>
+        <w:fldChar w:fldCharType="end"/>
+      </w:r>
+      <w:r>
+        <w:fldChar w:fldCharType="separate"/>
+      </w:r>
+      <w:r>
+        <w:t xml:space="preserve">[V12-4]</w:t>
+      </w:r>
+      <w:r>
+        <w:fldChar w:fldCharType="end"/>
+      </w:r>
+    </w:p>
+    <w:p>
+      <w:pPr>
+        <w:pStyle w:val="Normal"/>
+        <w:widowControl/>
+        <w:numPr>
+          <w:ilvl w:val="0"/>
+          <w:numId w:val="3"/>
+        </w:numPr>
+      </w:pPr>
+      <w:r>
+        <w:t xml:space="preserve">Bone scan if clinically indicated</w:t>
+      </w:r>
+      <w:r>
+        <w:t xml:space="preserve"> </w:t>
+      </w:r>
+      <w:r>
+        <w:t xml:space="preserve"> </w:t>
+      </w:r>
+      <w:r>
+        <w:t xml:space="preserve"> </w:t>
+      </w:r>
+      <w:r>
+        <w:t xml:space="preserve"> </w:t>
+      </w:r>
+      <w:r>
+        <w:fldChar w:fldCharType="begin"/>
+      </w:r>
+      <w:r>
+        <w:instrText xml:space="preserve"> ADDIN EN.CITE </w:instrText>
+      </w:r>
+      <w:r>
+        <w:fldChar w:fldCharType="begin">
+          <w:fldData>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</w:fldData>
+        </w:fldChar>
+      </w:r>
+      <w:r>
+        <w:instrText xml:space="preserve"> ADDIN EN.CITE.DATA </w:instrText>
+      </w:r>
+      <w:r>
+        <w:fldChar w:fldCharType="end"/>
+      </w:r>
+      <w:r>
+        <w:fldChar w:fldCharType="separate"/>
+      </w:r>
+      <w:r>
+        <w:t xml:space="preserve">[V12-3]</w:t>
+      </w:r>
+      <w:r>
+        <w:fldChar w:fldCharType="end"/>
+      </w:r>
+    </w:p>
+    <w:p>
+      <w:pPr>
+        <w:pStyle w:val="Normal"/>
+        <w:widowControl/>
+        <w:numPr>
+          <w:ilvl w:val="0"/>
+          <w:numId w:val="3"/>
+        </w:numPr>
+      </w:pPr>
+      <w:r>
+        <w:t xml:space="preserve">Imaging should conform to LI-RADS criteria</w:t>
+      </w:r>
+    </w:p>
+    <w:p>
+      <w:pPr>
+        <w:pStyle w:val="Heading3"/>
+        <w:keepNext/>
+        <w:widowControl/>
+      </w:pPr>
+      <w:r>
+        <w:t xml:space="preserve">4.2 Laboratory Studies</w:t>
+      </w:r>
+    </w:p>
+    <w:p>
+      <w:pPr>
+        <w:pStyle w:val="Normal"/>
+        <w:widowControl/>
+        <w:numPr>
+          <w:ilvl w:val="0"/>
+          <w:numId w:val="3"/>
+        </w:numPr>
+      </w:pPr>
+      <w:r>
+        <w:t xml:space="preserve">AFP (baseline and serial)</w:t>
+      </w:r>
+      <w:r>
+        <w:t xml:space="preserve"> </w:t>
+      </w:r>
+      <w:r>
+        <w:t xml:space="preserve"> </w:t>
+      </w:r>
+      <w:r>
+        <w:t xml:space="preserve"> </w:t>
+      </w:r>
+      <w:r>
+        <w:t xml:space="preserve"> </w:t>
+      </w:r>
+      <w:r>
+        <w:fldChar w:fldCharType="begin"/>
+      </w:r>
+      <w:r>
+        <w:instrText xml:space="preserve"> ADDIN EN.CITE </w:instrText>
+      </w:r>
+      <w:r>
+        <w:fldChar w:fldCharType="begin">
+          <w:fldData>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</w:fldData>
+        </w:fldChar>
+      </w:r>
+      <w:r>
+        <w:instrText xml:space="preserve"> ADDIN EN.CITE.DATA </w:instrText>
+      </w:r>
+      <w:r>
+        <w:fldChar w:fldCharType="end"/>
+      </w:r>
+      <w:r>
+        <w:fldChar w:fldCharType="separate"/>
+      </w:r>
+      <w:r>
+        <w:t xml:space="preserve">[V12-3]</w:t>
+      </w:r>
+      <w:r>
+        <w:fldChar w:fldCharType="end"/>
+      </w:r>
+    </w:p>
+    <w:p>
+      <w:pPr>
+        <w:pStyle w:val="Normal"/>
+        <w:widowControl/>
+        <w:numPr>
+          <w:ilvl w:val="0"/>
+          <w:numId w:val="3"/>
+        </w:numPr>
+      </w:pPr>
+      <w:r>
+        <w:t xml:space="preserve">Complete hepatitis panel (HBsAg, HBcAb IgG, HCV Ab with reflex RNA/genotype)</w:t>
+      </w:r>
+      <w:r>
+        <w:t xml:space="preserve"> </w:t>
+      </w:r>
+      <w:r>
+        <w:t xml:space="preserve"> </w:t>
+      </w:r>
+      <w:r>
+        <w:t xml:space="preserve"> </w:t>
+      </w:r>
+      <w:r>
+        <w:t xml:space="preserve"> </w:t>
+      </w:r>
+      <w:r>
+        <w:fldChar w:fldCharType="begin"/>
+      </w:r>
+      <w:r>
+        <w:instrText xml:space="preserve"> ADDIN EN.CITE </w:instrText>
+      </w:r>
+      <w:r>
+        <w:fldChar w:fldCharType="begin">
+          <w:fldData>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</w:fldData>
+        </w:fldChar>
+      </w:r>
+      <w:r>
+        <w:instrText xml:space="preserve"> ADDIN EN.CITE.DATA </w:instrText>
+      </w:r>
+      <w:r>
+        <w:fldChar w:fldCharType="end"/>
+      </w:r>
+      <w:r>
+        <w:fldChar w:fldCharType="separate"/>
+      </w:r>
+      <w:r>
+        <w:t xml:space="preserve">[V12-3]</w:t>
+      </w:r>
+      <w:r>
+        <w:fldChar w:fldCharType="end"/>
+      </w:r>
+    </w:p>
+    <w:p>
+      <w:pPr>
+        <w:pStyle w:val="Normal"/>
+        <w:widowControl/>
+        <w:numPr>
+          <w:ilvl w:val="0"/>
+          <w:numId w:val="3"/>
+        </w:numPr>
+      </w:pPr>
+      <w:r>
+        <w:t xml:space="preserve">Bilirubin, transaminases, alkaline phosphatase, albumin</w:t>
+      </w:r>
+    </w:p>
+    <w:p>
+      <w:pPr>
+        <w:pStyle w:val="Normal"/>
+        <w:widowControl/>
+        <w:numPr>
+          <w:ilvl w:val="0"/>
+          <w:numId w:val="3"/>
+        </w:numPr>
+      </w:pPr>
+      <w:r>
+        <w:t xml:space="preserve">PT/INR, CBC with platelets</w:t>
+      </w:r>
+    </w:p>
+    <w:p>
+      <w:pPr>
+        <w:pStyle w:val="Normal"/>
+        <w:widowControl/>
+        <w:numPr>
+          <w:ilvl w:val="0"/>
+          <w:numId w:val="3"/>
+        </w:numPr>
+      </w:pPr>
+      <w:r>
+        <w:t xml:space="preserve">BUN, creatinine</w:t>
+      </w:r>
+    </w:p>
+    <w:p>
+      <w:pPr>
+        <w:pStyle w:val="Normal"/>
+        <w:widowControl/>
+        <w:numPr>
+          <w:ilvl w:val="0"/>
+          <w:numId w:val="3"/>
+        </w:numPr>
+      </w:pPr>
+      <w:r>
+        <w:t xml:space="preserve">current calculated MELD calculation</w:t>
+      </w:r>
+    </w:p>
+    <w:p>
+      <w:pPr>
+        <w:pStyle w:val="Heading3"/>
+        <w:keepNext/>
+        <w:widowControl/>
+      </w:pPr>
+      <w:r>
+        <w:t xml:space="preserve">4.3 Restaging While on Waitlist</w:t>
+      </w:r>
+    </w:p>
+    <w:p>
+      <w:pPr>
+        <w:pStyle w:val="Normal"/>
+        <w:widowControl/>
+        <w:numPr>
+          <w:ilvl w:val="0"/>
+          <w:numId w:val="3"/>
+        </w:numPr>
+      </w:pPr>
+      <w:r>
+        <w:t xml:space="preserve">Abdominal imaging (multiphasic MRI or CT) every 3 months</w:t>
+      </w:r>
+      <w:r>
+        <w:t xml:space="preserve"> </w:t>
+      </w:r>
+      <w:r>
+        <w:t xml:space="preserve"> </w:t>
+      </w:r>
+      <w:r>
+        <w:t xml:space="preserve"> </w:t>
+      </w:r>
+      <w:r>
+        <w:t xml:space="preserve"> </w:t>
+      </w:r>
+      <w:r>
+        <w:fldChar w:fldCharType="begin"/>
+      </w:r>
+      <w:r>
+        <w:instrText xml:space="preserve"> ADDIN EN.CITE </w:instrText>
+      </w:r>
+      <w:r>
+        <w:fldChar w:fldCharType="begin">
+          <w:fldData>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</w:fldData>
+        </w:fldChar>
+      </w:r>
+      <w:r>
+        <w:instrText xml:space="preserve"> ADDIN EN.CITE.DATA </w:instrText>
+      </w:r>
+      <w:r>
+        <w:fldChar w:fldCharType="end"/>
+      </w:r>
+      <w:r>
+        <w:fldChar w:fldCharType="separate"/>
+      </w:r>
+      <w:r>
+        <w:t xml:space="preserve">[V12-4]</w:t>
+      </w:r>
+      <w:r>
+        <w:fldChar w:fldCharType="end"/>
+      </w:r>
+    </w:p>
+    <w:p>
+      <w:pPr>
+        <w:pStyle w:val="Normal"/>
+        <w:widowControl/>
+        <w:numPr>
+          <w:ilvl w:val="0"/>
+          <w:numId w:val="3"/>
+        </w:numPr>
+      </w:pPr>
+      <w:r>
+        <w:t xml:space="preserve">CT chest every 6–12 months</w:t>
+      </w:r>
+      <w:r>
+        <w:t xml:space="preserve"> </w:t>
+      </w:r>
+      <w:r>
+        <w:t xml:space="preserve"> </w:t>
+      </w:r>
+      <w:r>
+        <w:t xml:space="preserve"> </w:t>
+      </w:r>
+      <w:r>
+        <w:t xml:space="preserve"> </w:t>
+      </w:r>
+      <w:r>
+        <w:fldChar w:fldCharType="begin"/>
+      </w:r>
+      <w:r>
+        <w:instrText xml:space="preserve"> ADDIN EN.CITE </w:instrText>
+      </w:r>
+      <w:r>
+        <w:fldChar w:fldCharType="begin">
+          <w:fldData>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</w:fldData>
+        </w:fldChar>
+      </w:r>
+      <w:r>
+        <w:instrText xml:space="preserve"> ADDIN EN.CITE.DATA </w:instrText>
+      </w:r>
+      <w:r>
+        <w:fldChar w:fldCharType="end"/>
+      </w:r>
+      <w:r>
+        <w:fldChar w:fldCharType="separate"/>
+      </w:r>
+      <w:r>
+        <w:t xml:space="preserve">[V12-4]</w:t>
+      </w:r>
+      <w:r>
+        <w:fldChar w:fldCharType="end"/>
+      </w:r>
+    </w:p>
+    <w:p>
+      <w:pPr>
+        <w:pStyle w:val="Normal"/>
+        <w:widowControl/>
+        <w:numPr>
+          <w:ilvl w:val="0"/>
+          <w:numId w:val="3"/>
+        </w:numPr>
+      </w:pPr>
+      <w:r>
+        <w:t xml:space="preserve">AFP every 3 months</w:t>
+      </w:r>
+    </w:p>
+    <w:p>
+      <w:pPr>
+        <w:pStyle w:val="Heading2"/>
+        <w:keepNext/>
+        <w:widowControl/>
+      </w:pPr>
+      <w:r>
+        <w:t xml:space="preserve">5. UNOS Listing and MELD Exception</w:t>
+      </w:r>
+    </w:p>
+    <w:p>
+      <w:pPr>
+        <w:pStyle w:val="Normal"/>
+        <w:widowControl/>
+        <w:numPr>
+          <w:ilvl w:val="0"/>
+          <w:numId w:val="3"/>
+        </w:numPr>
+      </w:pPr>
+      <w:r>
+        <w:t xml:space="preserve">Adults who meet Policy 9.5.I criteria may receive a standardized exception pathway. The initial request and first extension use calculated MELD; qualifying extensions after the first receive MMaT-3, which generally produces an approximately 6-month delay before exception priority.</w:t>
+      </w:r>
+      <w:r>
+        <w:t xml:space="preserve"> </w:t>
+      </w:r>
+      <w:r>
+        <w:t xml:space="preserve"> </w:t>
+      </w:r>
+      <w:r>
+        <w:t xml:space="preserve"> </w:t>
+      </w:r>
+      <w:r>
+        <w:t xml:space="preserve"> </w:t>
+      </w:r>
+      <w:r>
+        <w:fldChar w:fldCharType="begin"/>
+      </w:r>
+      <w:r>
+        <w:instrText xml:space="preserve"> ADDIN EN.CITE </w:instrText>
+      </w:r>
+      <w:r>
+        <w:fldChar w:fldCharType="begin">
+          <w:fldData>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</w:fldData>
+        </w:fldChar>
+      </w:r>
+      <w:r>
+        <w:instrText xml:space="preserve"> ADDIN EN.CITE.DATA </w:instrText>
+      </w:r>
+      <w:r>
+        <w:fldChar w:fldCharType="end"/>
+      </w:r>
+      <w:r>
+        <w:fldChar w:fldCharType="separate"/>
+      </w:r>
+      <w:r>
+        <w:t xml:space="preserve">[V12-1]</w:t>
+      </w:r>
+      <w:r>
+        <w:fldChar w:fldCharType="end"/>
+      </w:r>
+      <w:r>
+        <w:t xml:space="preserve"> </w:t>
+      </w:r>
+      <w:r>
+        <w:t xml:space="preserve"> </w:t>
+      </w:r>
+      <w:r>
+        <w:t xml:space="preserve"> </w:t>
+      </w:r>
+      <w:r>
+        <w:t xml:space="preserve"> </w:t>
+      </w:r>
+      <w:r>
+        <w:fldChar w:fldCharType="begin"/>
+      </w:r>
+      <w:r>
+        <w:instrText xml:space="preserve"> ADDIN EN.CITE </w:instrText>
+      </w:r>
+      <w:r>
+        <w:fldChar w:fldCharType="begin">
+          <w:fldData>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</w:fldData>
+        </w:fldChar>
+      </w:r>
+      <w:r>
+        <w:instrText xml:space="preserve"> ADDIN EN.CITE.DATA </w:instrText>
+      </w:r>
+      <w:r>
+        <w:fldChar w:fldCharType="end"/>
+      </w:r>
+      <w:r>
+        <w:fldChar w:fldCharType="separate"/>
+      </w:r>
+      <w:r>
+        <w:t xml:space="preserve">[V12-2]</w:t>
+      </w:r>
+      <w:r>
+        <w:fldChar w:fldCharType="end"/>
+      </w:r>
+      <w:r>
+        <w:t xml:space="preserve"> </w:t>
+      </w:r>
+      <w:r>
+        <w:t xml:space="preserve"> </w:t>
+      </w:r>
+      <w:r>
+        <w:t xml:space="preserve"> </w:t>
+      </w:r>
+      <w:r>
+        <w:t xml:space="preserve"> </w:t>
+      </w:r>
+      <w:r>
+        <w:fldChar w:fldCharType="begin"/>
+      </w:r>
+      <w:r>
+        <w:instrText xml:space="preserve"> ADDIN EN.CITE </w:instrText>
+      </w:r>
+      <w:r>
+        <w:fldChar w:fldCharType="begin">
+          <w:fldData>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</w:fldData>
+        </w:fldChar>
+      </w:r>
+      <w:r>
+        <w:instrText xml:space="preserve"> ADDIN EN.CITE.DATA </w:instrText>
+      </w:r>
+      <w:r>
+        <w:fldChar w:fldCharType="end"/>
+      </w:r>
+      <w:r>
+        <w:fldChar w:fldCharType="separate"/>
+      </w:r>
+      <w:r>
+        <w:t xml:space="preserve">[V12-4]</w:t>
+      </w:r>
+      <w:r>
+        <w:fldChar w:fldCharType="end"/>
+      </w:r>
+      <w:r>
+        <w:t xml:space="preserve"> </w:t>
+      </w:r>
+      <w:r>
+        <w:t xml:space="preserve"> </w:t>
+      </w:r>
+      <w:r>
+        <w:t xml:space="preserve"> </w:t>
+      </w:r>
+      <w:r>
+        <w:t xml:space="preserve"> </w:t>
+      </w:r>
+      <w:r>
+        <w:fldChar w:fldCharType="begin"/>
+      </w:r>
+      <w:r>
+        <w:instrText xml:space="preserve"> ADDIN EN.CITE </w:instrText>
+      </w:r>
+      <w:r>
+        <w:fldChar w:fldCharType="begin">
+          <w:fldData>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</w:fldData>
+        </w:fldChar>
+      </w:r>
+      <w:r>
+        <w:instrText xml:space="preserve"> ADDIN EN.CITE.DATA </w:instrText>
+      </w:r>
+      <w:r>
+        <w:fldChar w:fldCharType="end"/>
+      </w:r>
+      <w:r>
+        <w:fldChar w:fldCharType="separate"/>
+      </w:r>
+      <w:r>
+        <w:t xml:space="preserve">[V12-5]</w:t>
+      </w:r>
+      <w:r>
+        <w:fldChar w:fldCharType="end"/>
+      </w:r>
+    </w:p>
+    <w:p>
+      <w:pPr>
+        <w:pStyle w:val="Normal"/>
+        <w:widowControl/>
+        <w:numPr>
+          <w:ilvl w:val="0"/>
+          <w:numId w:val="3"/>
+        </w:numPr>
+      </w:pPr>
+      <w:r>
+        <w:t xml:space="preserve">Exception score: MMaT-3 (3 points below the median MELD at transplant for the distribution area).</w:t>
+      </w:r>
+      <w:r>
+        <w:t xml:space="preserve"> </w:t>
+      </w:r>
+      <w:r>
+        <w:t xml:space="preserve"> </w:t>
+      </w:r>
+      <w:r>
+        <w:t xml:space="preserve"> </w:t>
+      </w:r>
+      <w:r>
+        <w:t xml:space="preserve"> </w:t>
+      </w:r>
+      <w:r>
+        <w:fldChar w:fldCharType="begin"/>
+      </w:r>
+      <w:r>
+        <w:instrText xml:space="preserve"> ADDIN EN.CITE </w:instrText>
+      </w:r>
+      <w:r>
+        <w:fldChar w:fldCharType="begin">
+          <w:fldData>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</w:fldData>
+        </w:fldChar>
+      </w:r>
+      <w:r>
+        <w:instrText xml:space="preserve"> ADDIN EN.CITE.DATA </w:instrText>
+      </w:r>
+      <w:r>
+        <w:fldChar w:fldCharType="end"/>
+      </w:r>
+      <w:r>
+        <w:fldChar w:fldCharType="separate"/>
+      </w:r>
+      <w:r>
+        <w:t xml:space="preserve">[V12-1]</w:t>
+      </w:r>
+      <w:r>
+        <w:fldChar w:fldCharType="end"/>
+      </w:r>
+      <w:r>
+        <w:t xml:space="preserve"> </w:t>
+      </w:r>
+      <w:r>
+        <w:t xml:space="preserve"> </w:t>
+      </w:r>
+      <w:r>
+        <w:t xml:space="preserve"> </w:t>
+      </w:r>
+      <w:r>
+        <w:t xml:space="preserve"> </w:t>
+      </w:r>
+      <w:r>
+        <w:fldChar w:fldCharType="begin"/>
+      </w:r>
+      <w:r>
+        <w:instrText xml:space="preserve"> ADDIN EN.CITE </w:instrText>
+      </w:r>
+      <w:r>
+        <w:fldChar w:fldCharType="begin">
+          <w:fldData>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</w:fldData>
+        </w:fldChar>
+      </w:r>
+      <w:r>
+        <w:instrText xml:space="preserve"> ADDIN EN.CITE.DATA </w:instrText>
+      </w:r>
+      <w:r>
+        <w:fldChar w:fldCharType="end"/>
+      </w:r>
+      <w:r>
+        <w:fldChar w:fldCharType="separate"/>
+      </w:r>
+      <w:r>
+        <w:t xml:space="preserve">[V12-2]</w:t>
+      </w:r>
+      <w:r>
+        <w:fldChar w:fldCharType="end"/>
+      </w:r>
+      <w:r>
+        <w:t xml:space="preserve"> </w:t>
+      </w:r>
+      <w:r>
+        <w:t xml:space="preserve"> </w:t>
+      </w:r>
+      <w:r>
+        <w:t xml:space="preserve"> </w:t>
+      </w:r>
+      <w:r>
+        <w:t xml:space="preserve"> </w:t>
+      </w:r>
+      <w:r>
+        <w:fldChar w:fldCharType="begin"/>
+      </w:r>
+      <w:r>
+        <w:instrText xml:space="preserve"> ADDIN EN.CITE </w:instrText>
+      </w:r>
+      <w:r>
+        <w:fldChar w:fldCharType="begin">
+          <w:fldData>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</w:fldData>
+        </w:fldChar>
+      </w:r>
+      <w:r>
+        <w:instrText xml:space="preserve"> ADDIN EN.CITE.DATA </w:instrText>
+      </w:r>
+      <w:r>
+        <w:fldChar w:fldCharType="end"/>
+      </w:r>
+      <w:r>
+        <w:fldChar w:fldCharType="separate"/>
+      </w:r>
+      <w:r>
+        <w:t xml:space="preserve">[V12-5]</w:t>
+      </w:r>
+      <w:r>
+        <w:fldChar w:fldCharType="end"/>
+      </w:r>
+    </w:p>
+    <w:p>
+      <w:pPr>
+        <w:pStyle w:val="Normal"/>
+        <w:widowControl/>
+        <w:numPr>
+          <w:ilvl w:val="0"/>
+          <w:numId w:val="3"/>
+        </w:numPr>
+      </w:pPr>
+      <w:r>
+        <w:t xml:space="preserve">Recurrence pathway (guidance). A candidate who presented with stage T2 HCC (LI-RADS 5 or biopsy proven) that was treated by locoregional therapy or resected, and who then develops T1 or T2 (LI-RADS 5 or biopsy proven) recurrence, is eligible for a MELD exception without the six-month waiting period when the program is requesting an INITIAL HCC exception more than 6 months but less than 60 months following the initial treatment or resection. All three conditions apply: original presentation at stage T2; treatment by locoregional therapy or resection; and an initial exception request. Current guidance reviewed; reconfirm this recurrence category and the submission dates with allocation staff before requesting.</w:t>
+      </w:r>
+      <w:r>
+        <w:t xml:space="preserve"> </w:t>
+      </w:r>
+      <w:r>
+        <w:t xml:space="preserve"> </w:t>
+      </w:r>
+      <w:r>
+        <w:t xml:space="preserve"> </w:t>
+      </w:r>
+      <w:r>
+        <w:t xml:space="preserve"> </w:t>
+      </w:r>
+      <w:r>
+        <w:fldChar w:fldCharType="begin"/>
+      </w:r>
+      <w:r>
+        <w:instrText xml:space="preserve"> ADDIN EN.CITE </w:instrText>
+      </w:r>
+      <w:r>
+        <w:fldChar w:fldCharType="begin">
+          <w:fldData>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</w:fldData>
+        </w:fldChar>
+      </w:r>
+      <w:r>
+        <w:instrText xml:space="preserve"> ADDIN EN.CITE.DATA </w:instrText>
+      </w:r>
+      <w:r>
+        <w:fldChar w:fldCharType="end"/>
+      </w:r>
+      <w:r>
+        <w:fldChar w:fldCharType="separate"/>
+      </w:r>
+      <w:r>
+        <w:t xml:space="preserve">[V12-2]</w:t>
+      </w:r>
+      <w:r>
+        <w:fldChar w:fldCharType="end"/>
+      </w:r>
+    </w:p>
+    <w:p>
+      <w:pPr>
         <w:pStyle w:val="Heading1"/>
         <w:widowControl/>
         <w:keepNext/>
@@ -7722,16 +7712,16 @@
         <w:widowControl/>
       </w:pPr>
       <w:r>
-        <w:t xml:space="preserve">Full-text evidence update — interpret within the standard boundary</w:t>
-      </w:r>
-    </w:p>
-    <w:p>
-      <w:pPr>
-        <w:pStyle w:val="Normal"/>
-        <w:widowControl/>
-      </w:pPr>
-      <w:r>
-        <w:t xml:space="preserve">The following new full-text findings qualify outcome counseling and operational decisions. Evidence from expanded or experimental cohorts does not enlarge this standard pathway. For proposed boundary changes, use the separately linked OPEN meeting record.</w:t>
+        <w:t xml:space="preserve">Outcome evidence within the standard pathway</w:t>
+      </w:r>
+    </w:p>
+    <w:p>
+      <w:pPr>
+        <w:pStyle w:val="Normal"/>
+        <w:widowControl/>
+      </w:pPr>
+      <w:r>
+        <w:t xml:space="preserve">The following findings qualify outcome counseling and operational decisions. Evidence from expanded or experimental cohorts does not enlarge this standard pathway. For proposed boundary changes, use the separately linked OPEN meeting record.</w:t>
       </w:r>
     </w:p>
     <w:tbl>
@@ -16376,7 +16366,7 @@
         <w:keepNext/>
       </w:pPr>
       <w:r>
-        <w:t xml:space="preserve">V12 revision note</w:t>
+        <w:t xml:space="preserve">Revision history</w:t>
       </w:r>
     </w:p>
     <w:p>
@@ -16397,6 +16387,14 @@
       </w:pPr>
       <w:r>
         <w:t xml:space="preserve">Review scope: all pages of the 14 newly supplied main PDFs were read; separately linked supplements and every older retained reference were not reread. Existing formatting and prior material are retained. New clinical proposals remain OPEN. Live EndNote field structures and document-specific XML/RIS exports are included; native Word/EndNote CWYW execution has not been verified.</w:t>
+      </w:r>
+    </w:p>
+    <w:p>
+      <w:pPr>
+        <w:pStyle w:val="Normal"/>
+      </w:pPr>
+      <w:r>
+        <w:t>26 October 2026, 09:30 CDT. Presentation revision: removed release-specific emphasis and grouped evidence with the clinical question it informs. Website navigation is separate from patient findings; selecting a topic or opening a care plan does not establish eligibility. Clinical thresholds, negative results, uncertainty, source links, EndNote field data and OPEN decision status are retained.</w:t>
       </w:r>
     </w:p>
     <w:sectPr>
